--- a/TS Jatai Ghanam Project/TS 2.2/TS 2.2 Jatai Malayalam Corrections.docx
+++ b/TS Jatai Ghanam Project/TS 2.2/TS 2.2 Jatai Malayalam Corrections.docx
@@ -1,7 +1,282 @@
 
 <file path=word/document.xml><?xml version="1.0" encoding="utf-8"?>
-<w:document xmlns:wpc="http://schemas.microsoft.com/office/word/2010/wordprocessingCanvas" xmlns:cx="http://schemas.microsoft.com/office/drawing/2014/chartex" xmlns:cx1="http://schemas.microsoft.com/office/drawing/2015/9/8/chartex" xmlns:cx2="http://schemas.microsoft.com/office/drawing/2015/10/21/chartex" xmlns:cx3="http://schemas.microsoft.com/office/drawing/2016/5/9/chartex" xmlns:cx4="http://schemas.microsoft.com/office/drawing/2016/5/10/chartex" xmlns:cx5="http://schemas.microsoft.com/office/drawing/2016/5/11/chartex" xmlns:cx6="http://schemas.microsoft.com/office/drawing/2016/5/12/chartex" xmlns:cx7="http://schemas.microsoft.com/office/drawing/2016/5/13/chartex" xmlns:cx8="http://schemas.microsoft.com/office/drawing/2016/5/14/chartex" xmlns:mc="http://schemas.openxmlformats.org/markup-compatibility/2006" xmlns:aink="http://schemas.microsoft.com/office/drawing/2016/ink" xmlns:am3d="http://schemas.microsoft.com/office/drawing/2017/model3d" xmlns:o="urn:schemas-microsoft-com:office:office" xmlns:oel="http://schemas.microsoft.com/office/2019/extlst" xmlns:r="http://schemas.openxmlformats.org/officeDocument/2006/relationships" xmlns:m="http://schemas.openxmlformats.org/officeDocument/2006/math" xmlns:v="urn:schemas-microsoft-com:vml" xmlns:wp14="http://schemas.microsoft.com/office/word/2010/wordprocessingDrawing" xmlns:wp="http://schemas.openxmlformats.org/drawingml/2006/wordprocessingDrawing" xmlns:w10="urn:schemas-microsoft-com:office:word" xmlns:w="http://schemas.openxmlformats.org/wordprocessingml/2006/main" xmlns:w14="http://schemas.microsoft.com/office/word/2010/wordml" xmlns:w15="http://schemas.microsoft.com/office/word/2012/wordml" xmlns:w16cex="http://schemas.microsoft.com/office/word/2018/wordml/cex" xmlns:w16cid="http://schemas.microsoft.com/office/word/2016/wordml/cid" xmlns:w16="http://schemas.microsoft.com/office/word/2018/wordml" xmlns:w16sdtdh="http://schemas.microsoft.com/office/word/2020/wordml/sdtdatahash" xmlns:w16se="http://schemas.microsoft.com/office/word/2015/wordml/symex" xmlns:wpg="http://schemas.microsoft.com/office/word/2010/wordprocessingGroup" xmlns:wpi="http://schemas.microsoft.com/office/word/2010/wordprocessingInk" xmlns:wne="http://schemas.microsoft.com/office/word/2006/wordml" xmlns:wps="http://schemas.microsoft.com/office/word/2010/wordprocessingShape" mc:Ignorable="w14 w15 w16se w16cid w16 w16cex w16sdtdh wp14">
+<w:document xmlns:wpc="http://schemas.microsoft.com/office/word/2010/wordprocessingCanvas" xmlns:cx="http://schemas.microsoft.com/office/drawing/2014/chartex" xmlns:cx1="http://schemas.microsoft.com/office/drawing/2015/9/8/chartex" xmlns:cx2="http://schemas.microsoft.com/office/drawing/2015/10/21/chartex" xmlns:cx3="http://schemas.microsoft.com/office/drawing/2016/5/9/chartex" xmlns:cx4="http://schemas.microsoft.com/office/drawing/2016/5/10/chartex" xmlns:cx5="http://schemas.microsoft.com/office/drawing/2016/5/11/chartex" xmlns:cx6="http://schemas.microsoft.com/office/drawing/2016/5/12/chartex" xmlns:cx7="http://schemas.microsoft.com/office/drawing/2016/5/13/chartex" xmlns:cx8="http://schemas.microsoft.com/office/drawing/2016/5/14/chartex" xmlns:mc="http://schemas.openxmlformats.org/markup-compatibility/2006" xmlns:aink="http://schemas.microsoft.com/office/drawing/2016/ink" xmlns:am3d="http://schemas.microsoft.com/office/drawing/2017/model3d" xmlns:o="urn:schemas-microsoft-com:office:office" xmlns:oel="http://schemas.microsoft.com/office/2019/extlst" xmlns:r="http://schemas.openxmlformats.org/officeDocument/2006/relationships" xmlns:m="http://schemas.openxmlformats.org/officeDocument/2006/math" xmlns:v="urn:schemas-microsoft-com:vml" xmlns:wp14="http://schemas.microsoft.com/office/word/2010/wordprocessingDrawing" xmlns:wp="http://schemas.openxmlformats.org/drawingml/2006/wordprocessingDrawing" xmlns:w10="urn:schemas-microsoft-com:office:word" xmlns:w="http://schemas.openxmlformats.org/wordprocessingml/2006/main" xmlns:w14="http://schemas.microsoft.com/office/word/2010/wordml" xmlns:w15="http://schemas.microsoft.com/office/word/2012/wordml" xmlns:w16cex="http://schemas.microsoft.com/office/word/2018/wordml/cex" xmlns:w16cid="http://schemas.microsoft.com/office/word/2016/wordml/cid" xmlns:w16="http://schemas.microsoft.com/office/word/2018/wordml" xmlns:w16du="http://schemas.microsoft.com/office/word/2023/wordml/word16du" xmlns:w16sdtdh="http://schemas.microsoft.com/office/word/2020/wordml/sdtdatahash" xmlns:w16sdtfl="http://schemas.microsoft.com/office/word/2024/wordml/sdtformatlock" xmlns:w16se="http://schemas.microsoft.com/office/word/2015/wordml/symex" xmlns:wpg="http://schemas.microsoft.com/office/word/2010/wordprocessingGroup" xmlns:wpi="http://schemas.microsoft.com/office/word/2010/wordprocessingInk" xmlns:wne="http://schemas.microsoft.com/office/word/2006/wordml" xmlns:wps="http://schemas.microsoft.com/office/word/2010/wordprocessingShape" mc:Ignorable="w14 w15 w16se w16cid w16 w16cex w16sdtdh w16sdtfl w16du wp14">
   <w:body>
+    <w:p>
+      <w:pPr>
+        <w:spacing w:before="0" w:line="240" w:lineRule="auto"/>
+        <w:jc w:val="center"/>
+        <w:rPr>
+          <w:b/>
+          <w:bCs/>
+          <w:sz w:val="32"/>
+          <w:szCs w:val="32"/>
+          <w:u w:val="single"/>
+        </w:rPr>
+      </w:pPr>
+      <w:r>
+        <w:rPr>
+          <w:b/>
+          <w:bCs/>
+          <w:sz w:val="32"/>
+          <w:szCs w:val="32"/>
+          <w:u w:val="single"/>
+        </w:rPr>
+        <w:t>TS Jatai – TS 2.2 Malayalam Corrections – Observed till 3</w:t>
+      </w:r>
+      <w:r>
+        <w:rPr>
+          <w:b/>
+          <w:bCs/>
+          <w:sz w:val="32"/>
+          <w:szCs w:val="32"/>
+          <w:u w:val="single"/>
+        </w:rPr>
+        <w:t>1st</w:t>
+      </w:r>
+      <w:r>
+        <w:rPr>
+          <w:b/>
+          <w:bCs/>
+          <w:sz w:val="32"/>
+          <w:szCs w:val="32"/>
+          <w:u w:val="single"/>
+        </w:rPr>
+        <w:t xml:space="preserve"> Ju</w:t>
+      </w:r>
+      <w:r>
+        <w:rPr>
+          <w:b/>
+          <w:bCs/>
+          <w:sz w:val="32"/>
+          <w:szCs w:val="32"/>
+          <w:u w:val="single"/>
+        </w:rPr>
+        <w:t>ly</w:t>
+      </w:r>
+      <w:r>
+        <w:rPr>
+          <w:b/>
+          <w:bCs/>
+          <w:sz w:val="32"/>
+          <w:szCs w:val="32"/>
+          <w:u w:val="single"/>
+        </w:rPr>
+        <w:t xml:space="preserve"> 202</w:t>
+      </w:r>
+      <w:r>
+        <w:rPr>
+          <w:b/>
+          <w:bCs/>
+          <w:sz w:val="32"/>
+          <w:szCs w:val="32"/>
+          <w:u w:val="single"/>
+        </w:rPr>
+        <w:t>6</w:t>
+      </w:r>
+    </w:p>
+    <w:p>
+      <w:pPr>
+        <w:spacing w:before="0" w:line="240" w:lineRule="auto"/>
+        <w:jc w:val="center"/>
+        <w:rPr>
+          <w:b/>
+          <w:bCs/>
+          <w:sz w:val="28"/>
+          <w:szCs w:val="32"/>
+        </w:rPr>
+      </w:pPr>
+      <w:r>
+        <w:rPr>
+          <w:b/>
+          <w:bCs/>
+          <w:sz w:val="28"/>
+          <w:szCs w:val="32"/>
+        </w:rPr>
+        <w:t>(ignore those which are already incorporated in your book’s version and date)</w:t>
+      </w:r>
+    </w:p>
+    <w:tbl>
+      <w:tblPr>
+        <w:tblW w:w="14254" w:type="dxa"/>
+        <w:tblInd w:w="-792" w:type="dxa"/>
+        <w:tblBorders>
+          <w:top w:val="single" w:sz="4" w:space="0" w:color="000000"/>
+          <w:left w:val="single" w:sz="4" w:space="0" w:color="000000"/>
+          <w:bottom w:val="single" w:sz="4" w:space="0" w:color="000000"/>
+          <w:right w:val="single" w:sz="4" w:space="0" w:color="000000"/>
+          <w:insideH w:val="single" w:sz="4" w:space="0" w:color="000000"/>
+          <w:insideV w:val="single" w:sz="4" w:space="0" w:color="000000"/>
+        </w:tblBorders>
+        <w:tblLook w:val="04A0" w:firstRow="1" w:lastRow="0" w:firstColumn="1" w:lastColumn="0" w:noHBand="0" w:noVBand="1"/>
+      </w:tblPr>
+      <w:tblGrid>
+        <w:gridCol w:w="7166"/>
+        <w:gridCol w:w="7088"/>
+      </w:tblGrid>
+      <w:tr>
+        <w:tc>
+          <w:tcPr>
+            <w:tcW w:w="7166" w:type="dxa"/>
+          </w:tcPr>
+          <w:p>
+            <w:pPr>
+              <w:spacing w:before="0" w:line="240" w:lineRule="auto"/>
+              <w:jc w:val="center"/>
+              <w:rPr>
+                <w:b/>
+                <w:sz w:val="32"/>
+                <w:szCs w:val="32"/>
+              </w:rPr>
+            </w:pPr>
+            <w:r>
+              <w:rPr>
+                <w:b/>
+                <w:sz w:val="32"/>
+                <w:szCs w:val="32"/>
+              </w:rPr>
+              <w:t>As Printed</w:t>
+            </w:r>
+          </w:p>
+        </w:tc>
+        <w:tc>
+          <w:tcPr>
+            <w:tcW w:w="7088" w:type="dxa"/>
+          </w:tcPr>
+          <w:p>
+            <w:pPr>
+              <w:spacing w:before="0" w:line="240" w:lineRule="auto"/>
+              <w:ind w:right="-18"/>
+              <w:jc w:val="center"/>
+              <w:rPr>
+                <w:b/>
+                <w:sz w:val="32"/>
+                <w:szCs w:val="32"/>
+              </w:rPr>
+            </w:pPr>
+            <w:r>
+              <w:rPr>
+                <w:b/>
+                <w:sz w:val="32"/>
+                <w:szCs w:val="32"/>
+              </w:rPr>
+              <w:t>To be read as or corrected as</w:t>
+            </w:r>
+            <w:r>
+              <w:rPr>
+                <w:b/>
+                <w:sz w:val="32"/>
+                <w:szCs w:val="32"/>
+              </w:rPr>
+              <w:t xml:space="preserve"> </w:t>
+            </w:r>
+          </w:p>
+        </w:tc>
+      </w:tr>
+      <w:tr>
+        <w:trPr>
+          <w:trHeight w:val="757"/>
+        </w:trPr>
+        <w:tc>
+          <w:tcPr>
+            <w:tcW w:w="7166" w:type="dxa"/>
+          </w:tcPr>
+          <w:p>
+            <w:pPr>
+              <w:widowControl w:val="0"/>
+              <w:autoSpaceDE w:val="0"/>
+              <w:autoSpaceDN w:val="0"/>
+              <w:adjustRightInd w:val="0"/>
+              <w:spacing w:before="0" w:line="240" w:lineRule="auto"/>
+              <w:rPr>
+                <w:rFonts w:cs="BRH Malayalam Extra"/>
+                <w:b/>
+                <w:bCs/>
+                <w:color w:val="000000"/>
+                <w:szCs w:val="40"/>
+              </w:rPr>
+            </w:pPr>
+            <w:r>
+              <w:rPr>
+                <w:rFonts w:cs="BRH Malayalam Extra"/>
+                <w:b/>
+                <w:bCs/>
+                <w:color w:val="000000"/>
+                <w:szCs w:val="40"/>
+              </w:rPr>
+              <w:t>None           None        None                    None</w:t>
+            </w:r>
+          </w:p>
+        </w:tc>
+        <w:tc>
+          <w:tcPr>
+            <w:tcW w:w="7088" w:type="dxa"/>
+          </w:tcPr>
+          <w:p>
+            <w:pPr>
+              <w:widowControl w:val="0"/>
+              <w:autoSpaceDE w:val="0"/>
+              <w:autoSpaceDN w:val="0"/>
+              <w:adjustRightInd w:val="0"/>
+              <w:spacing w:before="0" w:line="240" w:lineRule="auto"/>
+              <w:rPr>
+                <w:rFonts w:cs="BRH Malayalam Extra"/>
+                <w:b/>
+                <w:bCs/>
+                <w:color w:val="000000"/>
+                <w:szCs w:val="40"/>
+              </w:rPr>
+            </w:pPr>
+            <w:r>
+              <w:rPr>
+                <w:rFonts w:cs="BRH Malayalam Extra"/>
+                <w:b/>
+                <w:bCs/>
+                <w:color w:val="000000"/>
+                <w:szCs w:val="40"/>
+              </w:rPr>
+              <w:t>None           None        None                    None</w:t>
+            </w:r>
+          </w:p>
+        </w:tc>
+      </w:tr>
+    </w:tbl>
+    <w:p>
+      <w:pPr>
+        <w:spacing w:before="0" w:line="240" w:lineRule="auto"/>
+        <w:jc w:val="center"/>
+        <w:rPr>
+          <w:b/>
+          <w:bCs/>
+          <w:sz w:val="32"/>
+          <w:szCs w:val="32"/>
+          <w:u w:val="single"/>
+        </w:rPr>
+      </w:pPr>
+      <w:r>
+        <w:rPr>
+          <w:b/>
+          <w:bCs/>
+          <w:sz w:val="32"/>
+          <w:szCs w:val="32"/>
+          <w:u w:val="single"/>
+        </w:rPr>
+        <w:t>================</w:t>
+      </w:r>
+    </w:p>
+    <w:p>
+      <w:pPr>
+        <w:spacing w:before="0" w:line="240" w:lineRule="auto"/>
+        <w:jc w:val="center"/>
+        <w:rPr>
+          <w:b/>
+          <w:bCs/>
+          <w:sz w:val="32"/>
+          <w:szCs w:val="32"/>
+          <w:u w:val="single"/>
+        </w:rPr>
+      </w:pPr>
+    </w:p>
     <w:p>
       <w:pPr>
         <w:spacing w:before="0" w:line="240" w:lineRule="auto"/>
@@ -123,27 +398,7 @@
           <w:sz w:val="28"/>
           <w:szCs w:val="32"/>
         </w:rPr>
-        <w:t>(</w:t>
-      </w:r>
-      <w:proofErr w:type="gramStart"/>
-      <w:r>
-        <w:rPr>
-          <w:b/>
-          <w:bCs/>
-          <w:sz w:val="28"/>
-          <w:szCs w:val="32"/>
-        </w:rPr>
-        <w:t>ignore</w:t>
-      </w:r>
-      <w:proofErr w:type="gramEnd"/>
-      <w:r>
-        <w:rPr>
-          <w:b/>
-          <w:bCs/>
-          <w:sz w:val="28"/>
-          <w:szCs w:val="32"/>
-        </w:rPr>
-        <w:t xml:space="preserve"> those which are already incorporated in your book’s version and date)</w:t>
+        <w:t>(ignore those which are already incorporated in your book’s version and date)</w:t>
       </w:r>
     </w:p>
     <w:tbl>
@@ -2343,6 +2598,7 @@
                 <w:sz w:val="32"/>
                 <w:szCs w:val="40"/>
               </w:rPr>
+              <w:lastRenderedPageBreak/>
               <w:t>Ad—dûpPx</w:t>
             </w:r>
             <w:r>
@@ -2893,6 +3149,7 @@
                 <w:color w:val="000000"/>
                 <w:szCs w:val="40"/>
               </w:rPr>
+              <w:lastRenderedPageBreak/>
               <w:t>15</w:t>
             </w:r>
             <w:r>
@@ -3446,6 +3703,7 @@
                 <w:sz w:val="32"/>
                 <w:szCs w:val="40"/>
               </w:rPr>
+              <w:lastRenderedPageBreak/>
               <w:t>Ad—dûpPx</w:t>
             </w:r>
             <w:r>
@@ -7368,7 +7626,19 @@
                 <w:highlight w:val="yellow"/>
                 <w:lang w:val="it-IT"/>
               </w:rPr>
-              <w:t xml:space="preserve"> sI</w:t>
+              <w:t xml:space="preserve"> </w:t>
+            </w:r>
+            <w:r>
+              <w:rPr>
+                <w:rFonts w:ascii="BRH Malayalam Extra" w:hAnsi="BRH Malayalam Extra" w:cs="BRH Malayalam Extra"/>
+                <w:color w:val="000000"/>
+                <w:sz w:val="32"/>
+                <w:szCs w:val="40"/>
+                <w:highlight w:val="yellow"/>
+                <w:lang w:val="it-IT"/>
+              </w:rPr>
+              <w:lastRenderedPageBreak/>
+              <w:t>sI</w:t>
             </w:r>
             <w:r>
               <w:rPr>
@@ -7443,6 +7713,7 @@
                 <w:szCs w:val="40"/>
                 <w:lang w:val="it-IT"/>
               </w:rPr>
+              <w:lastRenderedPageBreak/>
               <w:t>60</w:t>
             </w:r>
             <w:r>
@@ -8112,6 +8383,7 @@
                 <w:highlight w:val="green"/>
                 <w:lang w:val="it-IT"/>
               </w:rPr>
+              <w:lastRenderedPageBreak/>
               <w:t>I</w:t>
             </w:r>
             <w:r>
@@ -8192,6 +8464,7 @@
                 <w:szCs w:val="40"/>
                 <w:lang w:val="it-IT"/>
               </w:rPr>
+              <w:lastRenderedPageBreak/>
               <w:t>22</w:t>
             </w:r>
             <w:r>
@@ -8754,7 +9027,6 @@
                 <w:color w:val="000000"/>
                 <w:szCs w:val="40"/>
               </w:rPr>
-              <w:lastRenderedPageBreak/>
               <w:t>35</w:t>
             </w:r>
             <w:r>
@@ -9513,8 +9785,20 @@
                 <w:szCs w:val="40"/>
                 <w:highlight w:val="yellow"/>
               </w:rPr>
-              <w:t>¡¥P— „(³§)¥</w:t>
-            </w:r>
+              <w:t>¡¥P— „(³</w:t>
+            </w:r>
+            <w:proofErr w:type="gramStart"/>
+            <w:r>
+              <w:rPr>
+                <w:rFonts w:ascii="BRH Malayalam Extra" w:hAnsi="BRH Malayalam Extra" w:cs="BRH Malayalam Extra"/>
+                <w:color w:val="000000"/>
+                <w:sz w:val="32"/>
+                <w:szCs w:val="40"/>
+                <w:highlight w:val="yellow"/>
+              </w:rPr>
+              <w:t>§)¥</w:t>
+            </w:r>
+            <w:proofErr w:type="gramEnd"/>
             <w:r>
               <w:rPr>
                 <w:rFonts w:ascii="BRH Malayalam Extra" w:hAnsi="BRH Malayalam Extra" w:cs="BRH Malayalam Extra"/>
@@ -9585,7 +9869,27 @@
                 <w:sz w:val="32"/>
                 <w:szCs w:val="40"/>
               </w:rPr>
-              <w:t>—jx (³§)¥tx</w:t>
+              <w:t>—jx (³</w:t>
+            </w:r>
+            <w:proofErr w:type="gramStart"/>
+            <w:r>
+              <w:rPr>
+                <w:rFonts w:ascii="BRH Malayalam Extra" w:hAnsi="BRH Malayalam Extra" w:cs="BRH Malayalam Extra"/>
+                <w:color w:val="000000"/>
+                <w:sz w:val="32"/>
+                <w:szCs w:val="40"/>
+              </w:rPr>
+              <w:t>§)¥</w:t>
+            </w:r>
+            <w:proofErr w:type="gramEnd"/>
+            <w:r>
+              <w:rPr>
+                <w:rFonts w:ascii="BRH Malayalam Extra" w:hAnsi="BRH Malayalam Extra" w:cs="BRH Malayalam Extra"/>
+                <w:color w:val="000000"/>
+                <w:sz w:val="32"/>
+                <w:szCs w:val="40"/>
+              </w:rPr>
+              <w:t>tx</w:t>
             </w:r>
             <w:r>
               <w:rPr>
@@ -9993,6 +10297,7 @@
               </w:rPr>
               <w:t>¡¥P— „(³</w:t>
             </w:r>
+            <w:proofErr w:type="gramStart"/>
             <w:r>
               <w:rPr>
                 <w:rFonts w:ascii="BRH Malayalam Extra" w:hAnsi="BRH Malayalam Extra" w:cs="BRH Malayalam Extra"/>
@@ -10002,6 +10307,7 @@
               </w:rPr>
               <w:t>§)¥</w:t>
             </w:r>
+            <w:proofErr w:type="gramEnd"/>
             <w:r>
               <w:rPr>
                 <w:rFonts w:ascii="BRH Malayalam Extra" w:hAnsi="BRH Malayalam Extra" w:cs="BRH Malayalam Extra"/>
@@ -10394,7 +10700,27 @@
                 <w:sz w:val="32"/>
                 <w:szCs w:val="40"/>
               </w:rPr>
-              <w:t>—jx (³§)¥tx</w:t>
+              <w:t>—jx (³</w:t>
+            </w:r>
+            <w:proofErr w:type="gramStart"/>
+            <w:r>
+              <w:rPr>
+                <w:rFonts w:ascii="BRH Malayalam Extra" w:hAnsi="BRH Malayalam Extra" w:cs="BRH Malayalam Extra"/>
+                <w:color w:val="000000"/>
+                <w:sz w:val="32"/>
+                <w:szCs w:val="40"/>
+              </w:rPr>
+              <w:t>§)¥</w:t>
+            </w:r>
+            <w:proofErr w:type="gramEnd"/>
+            <w:r>
+              <w:rPr>
+                <w:rFonts w:ascii="BRH Malayalam Extra" w:hAnsi="BRH Malayalam Extra" w:cs="BRH Malayalam Extra"/>
+                <w:color w:val="000000"/>
+                <w:sz w:val="32"/>
+                <w:szCs w:val="40"/>
+              </w:rPr>
+              <w:t>tx</w:t>
             </w:r>
             <w:r>
               <w:rPr>
@@ -11741,6 +12067,7 @@
                 <w:szCs w:val="40"/>
                 <w:lang w:val="it-IT"/>
               </w:rPr>
+              <w:lastRenderedPageBreak/>
               <w:t>1</w:t>
             </w:r>
             <w:r>
@@ -12470,7 +12797,6 @@
                 <w:color w:val="000000"/>
                 <w:szCs w:val="40"/>
               </w:rPr>
-              <w:lastRenderedPageBreak/>
               <w:t>4</w:t>
             </w:r>
             <w:r>
@@ -12740,6 +13066,7 @@
               </w:rPr>
               <w:t>1</w:t>
             </w:r>
+            <w:proofErr w:type="gramStart"/>
             <w:r>
               <w:rPr>
                 <w:rFonts w:ascii="BRH Malayalam Extra" w:hAnsi="BRH Malayalam Extra" w:cs="BRH Malayalam Extra"/>
@@ -12758,6 +13085,7 @@
               </w:rPr>
               <w:t>)hõ</w:t>
             </w:r>
+            <w:proofErr w:type="gramEnd"/>
             <w:r>
               <w:rPr>
                 <w:rFonts w:ascii="BRH Malayalam Extra" w:hAnsi="BRH Malayalam Extra" w:cs="BRH Malayalam Extra"/>
@@ -13108,23 +13436,34 @@
               </w:rPr>
               <w:t>1</w:t>
             </w:r>
-            <w:r>
-              <w:rPr>
-                <w:rFonts w:ascii="BRH Malayalam Extra" w:hAnsi="BRH Malayalam Extra" w:cs="BRH Malayalam Extra"/>
-                <w:color w:val="000000"/>
-                <w:sz w:val="26"/>
-                <w:szCs w:val="40"/>
-              </w:rPr>
-              <w:t>–</w:t>
-            </w:r>
-            <w:r>
-              <w:rPr>
-                <w:rFonts w:ascii="BRH Malayalam Extra" w:hAnsi="BRH Malayalam Extra" w:cs="BRH Malayalam Extra"/>
-                <w:color w:val="000000"/>
-                <w:sz w:val="32"/>
-                <w:szCs w:val="40"/>
-              </w:rPr>
-              <w:t>)hõ—</w:t>
+            <w:proofErr w:type="gramStart"/>
+            <w:r>
+              <w:rPr>
+                <w:rFonts w:ascii="BRH Malayalam Extra" w:hAnsi="BRH Malayalam Extra" w:cs="BRH Malayalam Extra"/>
+                <w:color w:val="000000"/>
+                <w:sz w:val="26"/>
+                <w:szCs w:val="40"/>
+              </w:rPr>
+              <w:t>–</w:t>
+            </w:r>
+            <w:r>
+              <w:rPr>
+                <w:rFonts w:ascii="BRH Malayalam Extra" w:hAnsi="BRH Malayalam Extra" w:cs="BRH Malayalam Extra"/>
+                <w:color w:val="000000"/>
+                <w:sz w:val="32"/>
+                <w:szCs w:val="40"/>
+              </w:rPr>
+              <w:t>)hõ</w:t>
+            </w:r>
+            <w:proofErr w:type="gramEnd"/>
+            <w:r>
+              <w:rPr>
+                <w:rFonts w:ascii="BRH Malayalam Extra" w:hAnsi="BRH Malayalam Extra" w:cs="BRH Malayalam Extra"/>
+                <w:color w:val="000000"/>
+                <w:sz w:val="32"/>
+                <w:szCs w:val="40"/>
+              </w:rPr>
+              <w:t>—</w:t>
             </w:r>
             <w:r>
               <w:rPr>
@@ -15598,6 +15937,7 @@
                 <w:szCs w:val="40"/>
                 <w:lang w:val="it-IT"/>
               </w:rPr>
+              <w:lastRenderedPageBreak/>
               <w:t>41</w:t>
             </w:r>
             <w:r>
@@ -16085,7 +16425,6 @@
                 <w:szCs w:val="40"/>
                 <w:lang w:val="it-IT"/>
               </w:rPr>
-              <w:lastRenderedPageBreak/>
               <w:t>42</w:t>
             </w:r>
             <w:r>
@@ -16727,7 +17066,6 @@
                 <w:szCs w:val="40"/>
                 <w:lang w:val="it-IT"/>
               </w:rPr>
-              <w:lastRenderedPageBreak/>
               <w:t>41</w:t>
             </w:r>
             <w:r>
@@ -17215,7 +17553,6 @@
                 <w:szCs w:val="40"/>
                 <w:lang w:val="it-IT"/>
               </w:rPr>
-              <w:lastRenderedPageBreak/>
               <w:t>42</w:t>
             </w:r>
             <w:r>
@@ -17862,7 +18199,6 @@
                 <w:szCs w:val="40"/>
                 <w:lang w:val="it-IT"/>
               </w:rPr>
-              <w:lastRenderedPageBreak/>
               <w:t>47</w:t>
             </w:r>
             <w:r>
@@ -20497,27 +20833,7 @@
           <w:sz w:val="28"/>
           <w:szCs w:val="32"/>
         </w:rPr>
-        <w:t>(</w:t>
-      </w:r>
-      <w:proofErr w:type="gramStart"/>
-      <w:r>
-        <w:rPr>
-          <w:b/>
-          <w:bCs/>
-          <w:sz w:val="28"/>
-          <w:szCs w:val="32"/>
-        </w:rPr>
-        <w:t>ignore</w:t>
-      </w:r>
-      <w:proofErr w:type="gramEnd"/>
-      <w:r>
-        <w:rPr>
-          <w:b/>
-          <w:bCs/>
-          <w:sz w:val="28"/>
-          <w:szCs w:val="32"/>
-        </w:rPr>
-        <w:t xml:space="preserve"> those which are already incorporated in your book’s version and date)</w:t>
+        <w:t>(ignore those which are already incorporated in your book’s version and date)</w:t>
       </w:r>
     </w:p>
     <w:tbl>
@@ -20803,7 +21119,7 @@
 </file>
 
 <file path=word/endnotes.xml><?xml version="1.0" encoding="utf-8"?>
-<w:endnotes xmlns:wpc="http://schemas.microsoft.com/office/word/2010/wordprocessingCanvas" xmlns:cx="http://schemas.microsoft.com/office/drawing/2014/chartex" xmlns:cx1="http://schemas.microsoft.com/office/drawing/2015/9/8/chartex" xmlns:cx2="http://schemas.microsoft.com/office/drawing/2015/10/21/chartex" xmlns:cx3="http://schemas.microsoft.com/office/drawing/2016/5/9/chartex" xmlns:cx4="http://schemas.microsoft.com/office/drawing/2016/5/10/chartex" xmlns:cx5="http://schemas.microsoft.com/office/drawing/2016/5/11/chartex" xmlns:cx6="http://schemas.microsoft.com/office/drawing/2016/5/12/chartex" xmlns:cx7="http://schemas.microsoft.com/office/drawing/2016/5/13/chartex" xmlns:cx8="http://schemas.microsoft.com/office/drawing/2016/5/14/chartex" xmlns:mc="http://schemas.openxmlformats.org/markup-compatibility/2006" xmlns:aink="http://schemas.microsoft.com/office/drawing/2016/ink" xmlns:am3d="http://schemas.microsoft.com/office/drawing/2017/model3d" xmlns:o="urn:schemas-microsoft-com:office:office" xmlns:oel="http://schemas.microsoft.com/office/2019/extlst" xmlns:r="http://schemas.openxmlformats.org/officeDocument/2006/relationships" xmlns:m="http://schemas.openxmlformats.org/officeDocument/2006/math" xmlns:v="urn:schemas-microsoft-com:vml" xmlns:wp14="http://schemas.microsoft.com/office/word/2010/wordprocessingDrawing" xmlns:wp="http://schemas.openxmlformats.org/drawingml/2006/wordprocessingDrawing" xmlns:w10="urn:schemas-microsoft-com:office:word" xmlns:w="http://schemas.openxmlformats.org/wordprocessingml/2006/main" xmlns:w14="http://schemas.microsoft.com/office/word/2010/wordml" xmlns:w15="http://schemas.microsoft.com/office/word/2012/wordml" xmlns:w16cex="http://schemas.microsoft.com/office/word/2018/wordml/cex" xmlns:w16cid="http://schemas.microsoft.com/office/word/2016/wordml/cid" xmlns:w16="http://schemas.microsoft.com/office/word/2018/wordml" xmlns:w16sdtdh="http://schemas.microsoft.com/office/word/2020/wordml/sdtdatahash" xmlns:w16se="http://schemas.microsoft.com/office/word/2015/wordml/symex" xmlns:wpg="http://schemas.microsoft.com/office/word/2010/wordprocessingGroup" xmlns:wpi="http://schemas.microsoft.com/office/word/2010/wordprocessingInk" xmlns:wne="http://schemas.microsoft.com/office/word/2006/wordml" xmlns:wps="http://schemas.microsoft.com/office/word/2010/wordprocessingShape" mc:Ignorable="w14 w15 w16se w16cid w16 w16cex w16sdtdh wp14">
+<w:endnotes xmlns:wpc="http://schemas.microsoft.com/office/word/2010/wordprocessingCanvas" xmlns:cx="http://schemas.microsoft.com/office/drawing/2014/chartex" xmlns:cx1="http://schemas.microsoft.com/office/drawing/2015/9/8/chartex" xmlns:cx2="http://schemas.microsoft.com/office/drawing/2015/10/21/chartex" xmlns:cx3="http://schemas.microsoft.com/office/drawing/2016/5/9/chartex" xmlns:cx4="http://schemas.microsoft.com/office/drawing/2016/5/10/chartex" xmlns:cx5="http://schemas.microsoft.com/office/drawing/2016/5/11/chartex" xmlns:cx6="http://schemas.microsoft.com/office/drawing/2016/5/12/chartex" xmlns:cx7="http://schemas.microsoft.com/office/drawing/2016/5/13/chartex" xmlns:cx8="http://schemas.microsoft.com/office/drawing/2016/5/14/chartex" xmlns:mc="http://schemas.openxmlformats.org/markup-compatibility/2006" xmlns:aink="http://schemas.microsoft.com/office/drawing/2016/ink" xmlns:am3d="http://schemas.microsoft.com/office/drawing/2017/model3d" xmlns:o="urn:schemas-microsoft-com:office:office" xmlns:oel="http://schemas.microsoft.com/office/2019/extlst" xmlns:r="http://schemas.openxmlformats.org/officeDocument/2006/relationships" xmlns:m="http://schemas.openxmlformats.org/officeDocument/2006/math" xmlns:v="urn:schemas-microsoft-com:vml" xmlns:wp14="http://schemas.microsoft.com/office/word/2010/wordprocessingDrawing" xmlns:wp="http://schemas.openxmlformats.org/drawingml/2006/wordprocessingDrawing" xmlns:w10="urn:schemas-microsoft-com:office:word" xmlns:w="http://schemas.openxmlformats.org/wordprocessingml/2006/main" xmlns:w14="http://schemas.microsoft.com/office/word/2010/wordml" xmlns:w15="http://schemas.microsoft.com/office/word/2012/wordml" xmlns:w16cex="http://schemas.microsoft.com/office/word/2018/wordml/cex" xmlns:w16cid="http://schemas.microsoft.com/office/word/2016/wordml/cid" xmlns:w16="http://schemas.microsoft.com/office/word/2018/wordml" xmlns:w16du="http://schemas.microsoft.com/office/word/2023/wordml/word16du" xmlns:w16sdtdh="http://schemas.microsoft.com/office/word/2020/wordml/sdtdatahash" xmlns:w16sdtfl="http://schemas.microsoft.com/office/word/2024/wordml/sdtformatlock" xmlns:w16se="http://schemas.microsoft.com/office/word/2015/wordml/symex" xmlns:wpg="http://schemas.microsoft.com/office/word/2010/wordprocessingGroup" xmlns:wpi="http://schemas.microsoft.com/office/word/2010/wordprocessingInk" xmlns:wne="http://schemas.microsoft.com/office/word/2006/wordml" xmlns:wps="http://schemas.microsoft.com/office/word/2010/wordprocessingShape" mc:Ignorable="w14 w15 w16se w16cid w16 w16cex w16sdtdh w16sdtfl w16du wp14">
   <w:endnote w:type="separator" w:id="-1">
     <w:p>
       <w:pPr>
@@ -20828,7 +21144,7 @@
 </file>
 
 <file path=word/footer1.xml><?xml version="1.0" encoding="utf-8"?>
-<w:ftr xmlns:wpc="http://schemas.microsoft.com/office/word/2010/wordprocessingCanvas" xmlns:cx="http://schemas.microsoft.com/office/drawing/2014/chartex" xmlns:cx1="http://schemas.microsoft.com/office/drawing/2015/9/8/chartex" xmlns:cx2="http://schemas.microsoft.com/office/drawing/2015/10/21/chartex" xmlns:cx3="http://schemas.microsoft.com/office/drawing/2016/5/9/chartex" xmlns:cx4="http://schemas.microsoft.com/office/drawing/2016/5/10/chartex" xmlns:cx5="http://schemas.microsoft.com/office/drawing/2016/5/11/chartex" xmlns:cx6="http://schemas.microsoft.com/office/drawing/2016/5/12/chartex" xmlns:cx7="http://schemas.microsoft.com/office/drawing/2016/5/13/chartex" xmlns:cx8="http://schemas.microsoft.com/office/drawing/2016/5/14/chartex" xmlns:mc="http://schemas.openxmlformats.org/markup-compatibility/2006" xmlns:aink="http://schemas.microsoft.com/office/drawing/2016/ink" xmlns:am3d="http://schemas.microsoft.com/office/drawing/2017/model3d" xmlns:o="urn:schemas-microsoft-com:office:office" xmlns:oel="http://schemas.microsoft.com/office/2019/extlst" xmlns:r="http://schemas.openxmlformats.org/officeDocument/2006/relationships" xmlns:m="http://schemas.openxmlformats.org/officeDocument/2006/math" xmlns:v="urn:schemas-microsoft-com:vml" xmlns:wp14="http://schemas.microsoft.com/office/word/2010/wordprocessingDrawing" xmlns:wp="http://schemas.openxmlformats.org/drawingml/2006/wordprocessingDrawing" xmlns:w10="urn:schemas-microsoft-com:office:word" xmlns:w="http://schemas.openxmlformats.org/wordprocessingml/2006/main" xmlns:w14="http://schemas.microsoft.com/office/word/2010/wordml" xmlns:w15="http://schemas.microsoft.com/office/word/2012/wordml" xmlns:w16cex="http://schemas.microsoft.com/office/word/2018/wordml/cex" xmlns:w16cid="http://schemas.microsoft.com/office/word/2016/wordml/cid" xmlns:w16="http://schemas.microsoft.com/office/word/2018/wordml" xmlns:w16sdtdh="http://schemas.microsoft.com/office/word/2020/wordml/sdtdatahash" xmlns:w16se="http://schemas.microsoft.com/office/word/2015/wordml/symex" xmlns:wpg="http://schemas.microsoft.com/office/word/2010/wordprocessingGroup" xmlns:wpi="http://schemas.microsoft.com/office/word/2010/wordprocessingInk" xmlns:wne="http://schemas.microsoft.com/office/word/2006/wordml" xmlns:wps="http://schemas.microsoft.com/office/word/2010/wordprocessingShape" mc:Ignorable="w14 w15 w16se w16cid w16 w16cex w16sdtdh wp14">
+<w:ftr xmlns:wpc="http://schemas.microsoft.com/office/word/2010/wordprocessingCanvas" xmlns:cx="http://schemas.microsoft.com/office/drawing/2014/chartex" xmlns:cx1="http://schemas.microsoft.com/office/drawing/2015/9/8/chartex" xmlns:cx2="http://schemas.microsoft.com/office/drawing/2015/10/21/chartex" xmlns:cx3="http://schemas.microsoft.com/office/drawing/2016/5/9/chartex" xmlns:cx4="http://schemas.microsoft.com/office/drawing/2016/5/10/chartex" xmlns:cx5="http://schemas.microsoft.com/office/drawing/2016/5/11/chartex" xmlns:cx6="http://schemas.microsoft.com/office/drawing/2016/5/12/chartex" xmlns:cx7="http://schemas.microsoft.com/office/drawing/2016/5/13/chartex" xmlns:cx8="http://schemas.microsoft.com/office/drawing/2016/5/14/chartex" xmlns:mc="http://schemas.openxmlformats.org/markup-compatibility/2006" xmlns:aink="http://schemas.microsoft.com/office/drawing/2016/ink" xmlns:am3d="http://schemas.microsoft.com/office/drawing/2017/model3d" xmlns:o="urn:schemas-microsoft-com:office:office" xmlns:oel="http://schemas.microsoft.com/office/2019/extlst" xmlns:r="http://schemas.openxmlformats.org/officeDocument/2006/relationships" xmlns:m="http://schemas.openxmlformats.org/officeDocument/2006/math" xmlns:v="urn:schemas-microsoft-com:vml" xmlns:wp14="http://schemas.microsoft.com/office/word/2010/wordprocessingDrawing" xmlns:wp="http://schemas.openxmlformats.org/drawingml/2006/wordprocessingDrawing" xmlns:w10="urn:schemas-microsoft-com:office:word" xmlns:w="http://schemas.openxmlformats.org/wordprocessingml/2006/main" xmlns:w14="http://schemas.microsoft.com/office/word/2010/wordml" xmlns:w15="http://schemas.microsoft.com/office/word/2012/wordml" xmlns:w16cex="http://schemas.microsoft.com/office/word/2018/wordml/cex" xmlns:w16cid="http://schemas.microsoft.com/office/word/2016/wordml/cid" xmlns:w16="http://schemas.microsoft.com/office/word/2018/wordml" xmlns:w16du="http://schemas.microsoft.com/office/word/2023/wordml/word16du" xmlns:w16sdtdh="http://schemas.microsoft.com/office/word/2020/wordml/sdtdatahash" xmlns:w16sdtfl="http://schemas.microsoft.com/office/word/2024/wordml/sdtformatlock" xmlns:w16se="http://schemas.microsoft.com/office/word/2015/wordml/symex" xmlns:wpg="http://schemas.microsoft.com/office/word/2010/wordprocessingGroup" xmlns:wpi="http://schemas.microsoft.com/office/word/2010/wordprocessingInk" xmlns:wne="http://schemas.microsoft.com/office/word/2006/wordml" xmlns:wps="http://schemas.microsoft.com/office/word/2010/wordprocessingShape" mc:Ignorable="w14 w15 w16se w16cid w16 w16cex w16sdtdh w16sdtfl w16du wp14">
   <w:p>
     <w:pPr>
       <w:pBdr>
@@ -21013,7 +21329,7 @@
 </file>
 
 <file path=word/footer2.xml><?xml version="1.0" encoding="utf-8"?>
-<w:ftr xmlns:wpc="http://schemas.microsoft.com/office/word/2010/wordprocessingCanvas" xmlns:cx="http://schemas.microsoft.com/office/drawing/2014/chartex" xmlns:cx1="http://schemas.microsoft.com/office/drawing/2015/9/8/chartex" xmlns:cx2="http://schemas.microsoft.com/office/drawing/2015/10/21/chartex" xmlns:cx3="http://schemas.microsoft.com/office/drawing/2016/5/9/chartex" xmlns:cx4="http://schemas.microsoft.com/office/drawing/2016/5/10/chartex" xmlns:cx5="http://schemas.microsoft.com/office/drawing/2016/5/11/chartex" xmlns:cx6="http://schemas.microsoft.com/office/drawing/2016/5/12/chartex" xmlns:cx7="http://schemas.microsoft.com/office/drawing/2016/5/13/chartex" xmlns:cx8="http://schemas.microsoft.com/office/drawing/2016/5/14/chartex" xmlns:mc="http://schemas.openxmlformats.org/markup-compatibility/2006" xmlns:aink="http://schemas.microsoft.com/office/drawing/2016/ink" xmlns:am3d="http://schemas.microsoft.com/office/drawing/2017/model3d" xmlns:o="urn:schemas-microsoft-com:office:office" xmlns:oel="http://schemas.microsoft.com/office/2019/extlst" xmlns:r="http://schemas.openxmlformats.org/officeDocument/2006/relationships" xmlns:m="http://schemas.openxmlformats.org/officeDocument/2006/math" xmlns:v="urn:schemas-microsoft-com:vml" xmlns:wp14="http://schemas.microsoft.com/office/word/2010/wordprocessingDrawing" xmlns:wp="http://schemas.openxmlformats.org/drawingml/2006/wordprocessingDrawing" xmlns:w10="urn:schemas-microsoft-com:office:word" xmlns:w="http://schemas.openxmlformats.org/wordprocessingml/2006/main" xmlns:w14="http://schemas.microsoft.com/office/word/2010/wordml" xmlns:w15="http://schemas.microsoft.com/office/word/2012/wordml" xmlns:w16cex="http://schemas.microsoft.com/office/word/2018/wordml/cex" xmlns:w16cid="http://schemas.microsoft.com/office/word/2016/wordml/cid" xmlns:w16="http://schemas.microsoft.com/office/word/2018/wordml" xmlns:w16sdtdh="http://schemas.microsoft.com/office/word/2020/wordml/sdtdatahash" xmlns:w16se="http://schemas.microsoft.com/office/word/2015/wordml/symex" xmlns:wpg="http://schemas.microsoft.com/office/word/2010/wordprocessingGroup" xmlns:wpi="http://schemas.microsoft.com/office/word/2010/wordprocessingInk" xmlns:wne="http://schemas.microsoft.com/office/word/2006/wordml" xmlns:wps="http://schemas.microsoft.com/office/word/2010/wordprocessingShape" mc:Ignorable="w14 w15 w16se w16cid w16 w16cex w16sdtdh wp14">
+<w:ftr xmlns:wpc="http://schemas.microsoft.com/office/word/2010/wordprocessingCanvas" xmlns:cx="http://schemas.microsoft.com/office/drawing/2014/chartex" xmlns:cx1="http://schemas.microsoft.com/office/drawing/2015/9/8/chartex" xmlns:cx2="http://schemas.microsoft.com/office/drawing/2015/10/21/chartex" xmlns:cx3="http://schemas.microsoft.com/office/drawing/2016/5/9/chartex" xmlns:cx4="http://schemas.microsoft.com/office/drawing/2016/5/10/chartex" xmlns:cx5="http://schemas.microsoft.com/office/drawing/2016/5/11/chartex" xmlns:cx6="http://schemas.microsoft.com/office/drawing/2016/5/12/chartex" xmlns:cx7="http://schemas.microsoft.com/office/drawing/2016/5/13/chartex" xmlns:cx8="http://schemas.microsoft.com/office/drawing/2016/5/14/chartex" xmlns:mc="http://schemas.openxmlformats.org/markup-compatibility/2006" xmlns:aink="http://schemas.microsoft.com/office/drawing/2016/ink" xmlns:am3d="http://schemas.microsoft.com/office/drawing/2017/model3d" xmlns:o="urn:schemas-microsoft-com:office:office" xmlns:oel="http://schemas.microsoft.com/office/2019/extlst" xmlns:r="http://schemas.openxmlformats.org/officeDocument/2006/relationships" xmlns:m="http://schemas.openxmlformats.org/officeDocument/2006/math" xmlns:v="urn:schemas-microsoft-com:vml" xmlns:wp14="http://schemas.microsoft.com/office/word/2010/wordprocessingDrawing" xmlns:wp="http://schemas.openxmlformats.org/drawingml/2006/wordprocessingDrawing" xmlns:w10="urn:schemas-microsoft-com:office:word" xmlns:w="http://schemas.openxmlformats.org/wordprocessingml/2006/main" xmlns:w14="http://schemas.microsoft.com/office/word/2010/wordml" xmlns:w15="http://schemas.microsoft.com/office/word/2012/wordml" xmlns:w16cex="http://schemas.microsoft.com/office/word/2018/wordml/cex" xmlns:w16cid="http://schemas.microsoft.com/office/word/2016/wordml/cid" xmlns:w16="http://schemas.microsoft.com/office/word/2018/wordml" xmlns:w16du="http://schemas.microsoft.com/office/word/2023/wordml/word16du" xmlns:w16sdtdh="http://schemas.microsoft.com/office/word/2020/wordml/sdtdatahash" xmlns:w16sdtfl="http://schemas.microsoft.com/office/word/2024/wordml/sdtformatlock" xmlns:w16se="http://schemas.microsoft.com/office/word/2015/wordml/symex" xmlns:wpg="http://schemas.microsoft.com/office/word/2010/wordprocessingGroup" xmlns:wpi="http://schemas.microsoft.com/office/word/2010/wordprocessingInk" xmlns:wne="http://schemas.microsoft.com/office/word/2006/wordml" xmlns:wps="http://schemas.microsoft.com/office/word/2010/wordprocessingShape" mc:Ignorable="w14 w15 w16se w16cid w16 w16cex w16sdtdh w16sdtfl w16du wp14">
   <w:p>
     <w:pPr>
       <w:pBdr>
@@ -21219,7 +21535,7 @@
 </file>
 
 <file path=word/footer3.xml><?xml version="1.0" encoding="utf-8"?>
-<w:ftr xmlns:wpc="http://schemas.microsoft.com/office/word/2010/wordprocessingCanvas" xmlns:cx="http://schemas.microsoft.com/office/drawing/2014/chartex" xmlns:cx1="http://schemas.microsoft.com/office/drawing/2015/9/8/chartex" xmlns:cx2="http://schemas.microsoft.com/office/drawing/2015/10/21/chartex" xmlns:cx3="http://schemas.microsoft.com/office/drawing/2016/5/9/chartex" xmlns:cx4="http://schemas.microsoft.com/office/drawing/2016/5/10/chartex" xmlns:cx5="http://schemas.microsoft.com/office/drawing/2016/5/11/chartex" xmlns:cx6="http://schemas.microsoft.com/office/drawing/2016/5/12/chartex" xmlns:cx7="http://schemas.microsoft.com/office/drawing/2016/5/13/chartex" xmlns:cx8="http://schemas.microsoft.com/office/drawing/2016/5/14/chartex" xmlns:mc="http://schemas.openxmlformats.org/markup-compatibility/2006" xmlns:aink="http://schemas.microsoft.com/office/drawing/2016/ink" xmlns:am3d="http://schemas.microsoft.com/office/drawing/2017/model3d" xmlns:o="urn:schemas-microsoft-com:office:office" xmlns:oel="http://schemas.microsoft.com/office/2019/extlst" xmlns:r="http://schemas.openxmlformats.org/officeDocument/2006/relationships" xmlns:m="http://schemas.openxmlformats.org/officeDocument/2006/math" xmlns:v="urn:schemas-microsoft-com:vml" xmlns:wp14="http://schemas.microsoft.com/office/word/2010/wordprocessingDrawing" xmlns:wp="http://schemas.openxmlformats.org/drawingml/2006/wordprocessingDrawing" xmlns:w10="urn:schemas-microsoft-com:office:word" xmlns:w="http://schemas.openxmlformats.org/wordprocessingml/2006/main" xmlns:w14="http://schemas.microsoft.com/office/word/2010/wordml" xmlns:w15="http://schemas.microsoft.com/office/word/2012/wordml" xmlns:w16cex="http://schemas.microsoft.com/office/word/2018/wordml/cex" xmlns:w16cid="http://schemas.microsoft.com/office/word/2016/wordml/cid" xmlns:w16="http://schemas.microsoft.com/office/word/2018/wordml" xmlns:w16sdtdh="http://schemas.microsoft.com/office/word/2020/wordml/sdtdatahash" xmlns:w16se="http://schemas.microsoft.com/office/word/2015/wordml/symex" xmlns:wpg="http://schemas.microsoft.com/office/word/2010/wordprocessingGroup" xmlns:wpi="http://schemas.microsoft.com/office/word/2010/wordprocessingInk" xmlns:wne="http://schemas.microsoft.com/office/word/2006/wordml" xmlns:wps="http://schemas.microsoft.com/office/word/2010/wordprocessingShape" mc:Ignorable="w14 w15 w16se w16cid w16 w16cex w16sdtdh wp14">
+<w:ftr xmlns:wpc="http://schemas.microsoft.com/office/word/2010/wordprocessingCanvas" xmlns:cx="http://schemas.microsoft.com/office/drawing/2014/chartex" xmlns:cx1="http://schemas.microsoft.com/office/drawing/2015/9/8/chartex" xmlns:cx2="http://schemas.microsoft.com/office/drawing/2015/10/21/chartex" xmlns:cx3="http://schemas.microsoft.com/office/drawing/2016/5/9/chartex" xmlns:cx4="http://schemas.microsoft.com/office/drawing/2016/5/10/chartex" xmlns:cx5="http://schemas.microsoft.com/office/drawing/2016/5/11/chartex" xmlns:cx6="http://schemas.microsoft.com/office/drawing/2016/5/12/chartex" xmlns:cx7="http://schemas.microsoft.com/office/drawing/2016/5/13/chartex" xmlns:cx8="http://schemas.microsoft.com/office/drawing/2016/5/14/chartex" xmlns:mc="http://schemas.openxmlformats.org/markup-compatibility/2006" xmlns:aink="http://schemas.microsoft.com/office/drawing/2016/ink" xmlns:am3d="http://schemas.microsoft.com/office/drawing/2017/model3d" xmlns:o="urn:schemas-microsoft-com:office:office" xmlns:oel="http://schemas.microsoft.com/office/2019/extlst" xmlns:r="http://schemas.openxmlformats.org/officeDocument/2006/relationships" xmlns:m="http://schemas.openxmlformats.org/officeDocument/2006/math" xmlns:v="urn:schemas-microsoft-com:vml" xmlns:wp14="http://schemas.microsoft.com/office/word/2010/wordprocessingDrawing" xmlns:wp="http://schemas.openxmlformats.org/drawingml/2006/wordprocessingDrawing" xmlns:w10="urn:schemas-microsoft-com:office:word" xmlns:w="http://schemas.openxmlformats.org/wordprocessingml/2006/main" xmlns:w14="http://schemas.microsoft.com/office/word/2010/wordml" xmlns:w15="http://schemas.microsoft.com/office/word/2012/wordml" xmlns:w16cex="http://schemas.microsoft.com/office/word/2018/wordml/cex" xmlns:w16cid="http://schemas.microsoft.com/office/word/2016/wordml/cid" xmlns:w16="http://schemas.microsoft.com/office/word/2018/wordml" xmlns:w16du="http://schemas.microsoft.com/office/word/2023/wordml/word16du" xmlns:w16sdtdh="http://schemas.microsoft.com/office/word/2020/wordml/sdtdatahash" xmlns:w16sdtfl="http://schemas.microsoft.com/office/word/2024/wordml/sdtformatlock" xmlns:w16se="http://schemas.microsoft.com/office/word/2015/wordml/symex" xmlns:wpg="http://schemas.microsoft.com/office/word/2010/wordprocessingGroup" xmlns:wpi="http://schemas.microsoft.com/office/word/2010/wordprocessingInk" xmlns:wne="http://schemas.microsoft.com/office/word/2006/wordml" xmlns:wps="http://schemas.microsoft.com/office/word/2010/wordprocessingShape" mc:Ignorable="w14 w15 w16se w16cid w16 w16cex w16sdtdh w16sdtfl w16du wp14">
   <w:p>
     <w:pPr>
       <w:pStyle w:val="Footer"/>
@@ -21229,7 +21545,7 @@
 </file>
 
 <file path=word/footnotes.xml><?xml version="1.0" encoding="utf-8"?>
-<w:footnotes xmlns:wpc="http://schemas.microsoft.com/office/word/2010/wordprocessingCanvas" xmlns:cx="http://schemas.microsoft.com/office/drawing/2014/chartex" xmlns:cx1="http://schemas.microsoft.com/office/drawing/2015/9/8/chartex" xmlns:cx2="http://schemas.microsoft.com/office/drawing/2015/10/21/chartex" xmlns:cx3="http://schemas.microsoft.com/office/drawing/2016/5/9/chartex" xmlns:cx4="http://schemas.microsoft.com/office/drawing/2016/5/10/chartex" xmlns:cx5="http://schemas.microsoft.com/office/drawing/2016/5/11/chartex" xmlns:cx6="http://schemas.microsoft.com/office/drawing/2016/5/12/chartex" xmlns:cx7="http://schemas.microsoft.com/office/drawing/2016/5/13/chartex" xmlns:cx8="http://schemas.microsoft.com/office/drawing/2016/5/14/chartex" xmlns:mc="http://schemas.openxmlformats.org/markup-compatibility/2006" xmlns:aink="http://schemas.microsoft.com/office/drawing/2016/ink" xmlns:am3d="http://schemas.microsoft.com/office/drawing/2017/model3d" xmlns:o="urn:schemas-microsoft-com:office:office" xmlns:oel="http://schemas.microsoft.com/office/2019/extlst" xmlns:r="http://schemas.openxmlformats.org/officeDocument/2006/relationships" xmlns:m="http://schemas.openxmlformats.org/officeDocument/2006/math" xmlns:v="urn:schemas-microsoft-com:vml" xmlns:wp14="http://schemas.microsoft.com/office/word/2010/wordprocessingDrawing" xmlns:wp="http://schemas.openxmlformats.org/drawingml/2006/wordprocessingDrawing" xmlns:w10="urn:schemas-microsoft-com:office:word" xmlns:w="http://schemas.openxmlformats.org/wordprocessingml/2006/main" xmlns:w14="http://schemas.microsoft.com/office/word/2010/wordml" xmlns:w15="http://schemas.microsoft.com/office/word/2012/wordml" xmlns:w16cex="http://schemas.microsoft.com/office/word/2018/wordml/cex" xmlns:w16cid="http://schemas.microsoft.com/office/word/2016/wordml/cid" xmlns:w16="http://schemas.microsoft.com/office/word/2018/wordml" xmlns:w16sdtdh="http://schemas.microsoft.com/office/word/2020/wordml/sdtdatahash" xmlns:w16se="http://schemas.microsoft.com/office/word/2015/wordml/symex" xmlns:wpg="http://schemas.microsoft.com/office/word/2010/wordprocessingGroup" xmlns:wpi="http://schemas.microsoft.com/office/word/2010/wordprocessingInk" xmlns:wne="http://schemas.microsoft.com/office/word/2006/wordml" xmlns:wps="http://schemas.microsoft.com/office/word/2010/wordprocessingShape" mc:Ignorable="w14 w15 w16se w16cid w16 w16cex w16sdtdh wp14">
+<w:footnotes xmlns:wpc="http://schemas.microsoft.com/office/word/2010/wordprocessingCanvas" xmlns:cx="http://schemas.microsoft.com/office/drawing/2014/chartex" xmlns:cx1="http://schemas.microsoft.com/office/drawing/2015/9/8/chartex" xmlns:cx2="http://schemas.microsoft.com/office/drawing/2015/10/21/chartex" xmlns:cx3="http://schemas.microsoft.com/office/drawing/2016/5/9/chartex" xmlns:cx4="http://schemas.microsoft.com/office/drawing/2016/5/10/chartex" xmlns:cx5="http://schemas.microsoft.com/office/drawing/2016/5/11/chartex" xmlns:cx6="http://schemas.microsoft.com/office/drawing/2016/5/12/chartex" xmlns:cx7="http://schemas.microsoft.com/office/drawing/2016/5/13/chartex" xmlns:cx8="http://schemas.microsoft.com/office/drawing/2016/5/14/chartex" xmlns:mc="http://schemas.openxmlformats.org/markup-compatibility/2006" xmlns:aink="http://schemas.microsoft.com/office/drawing/2016/ink" xmlns:am3d="http://schemas.microsoft.com/office/drawing/2017/model3d" xmlns:o="urn:schemas-microsoft-com:office:office" xmlns:oel="http://schemas.microsoft.com/office/2019/extlst" xmlns:r="http://schemas.openxmlformats.org/officeDocument/2006/relationships" xmlns:m="http://schemas.openxmlformats.org/officeDocument/2006/math" xmlns:v="urn:schemas-microsoft-com:vml" xmlns:wp14="http://schemas.microsoft.com/office/word/2010/wordprocessingDrawing" xmlns:wp="http://schemas.openxmlformats.org/drawingml/2006/wordprocessingDrawing" xmlns:w10="urn:schemas-microsoft-com:office:word" xmlns:w="http://schemas.openxmlformats.org/wordprocessingml/2006/main" xmlns:w14="http://schemas.microsoft.com/office/word/2010/wordml" xmlns:w15="http://schemas.microsoft.com/office/word/2012/wordml" xmlns:w16cex="http://schemas.microsoft.com/office/word/2018/wordml/cex" xmlns:w16cid="http://schemas.microsoft.com/office/word/2016/wordml/cid" xmlns:w16="http://schemas.microsoft.com/office/word/2018/wordml" xmlns:w16du="http://schemas.microsoft.com/office/word/2023/wordml/word16du" xmlns:w16sdtdh="http://schemas.microsoft.com/office/word/2020/wordml/sdtdatahash" xmlns:w16sdtfl="http://schemas.microsoft.com/office/word/2024/wordml/sdtformatlock" xmlns:w16se="http://schemas.microsoft.com/office/word/2015/wordml/symex" xmlns:wpg="http://schemas.microsoft.com/office/word/2010/wordprocessingGroup" xmlns:wpi="http://schemas.microsoft.com/office/word/2010/wordprocessingInk" xmlns:wne="http://schemas.microsoft.com/office/word/2006/wordml" xmlns:wps="http://schemas.microsoft.com/office/word/2010/wordprocessingShape" mc:Ignorable="w14 w15 w16se w16cid w16 w16cex w16sdtdh w16sdtfl w16du wp14">
   <w:footnote w:type="separator" w:id="-1">
     <w:p>
       <w:pPr>
@@ -21254,7 +21570,7 @@
 </file>
 
 <file path=word/header1.xml><?xml version="1.0" encoding="utf-8"?>
-<w:hdr xmlns:wpc="http://schemas.microsoft.com/office/word/2010/wordprocessingCanvas" xmlns:cx="http://schemas.microsoft.com/office/drawing/2014/chartex" xmlns:cx1="http://schemas.microsoft.com/office/drawing/2015/9/8/chartex" xmlns:cx2="http://schemas.microsoft.com/office/drawing/2015/10/21/chartex" xmlns:cx3="http://schemas.microsoft.com/office/drawing/2016/5/9/chartex" xmlns:cx4="http://schemas.microsoft.com/office/drawing/2016/5/10/chartex" xmlns:cx5="http://schemas.microsoft.com/office/drawing/2016/5/11/chartex" xmlns:cx6="http://schemas.microsoft.com/office/drawing/2016/5/12/chartex" xmlns:cx7="http://schemas.microsoft.com/office/drawing/2016/5/13/chartex" xmlns:cx8="http://schemas.microsoft.com/office/drawing/2016/5/14/chartex" xmlns:mc="http://schemas.openxmlformats.org/markup-compatibility/2006" xmlns:aink="http://schemas.microsoft.com/office/drawing/2016/ink" xmlns:am3d="http://schemas.microsoft.com/office/drawing/2017/model3d" xmlns:o="urn:schemas-microsoft-com:office:office" xmlns:oel="http://schemas.microsoft.com/office/2019/extlst" xmlns:r="http://schemas.openxmlformats.org/officeDocument/2006/relationships" xmlns:m="http://schemas.openxmlformats.org/officeDocument/2006/math" xmlns:v="urn:schemas-microsoft-com:vml" xmlns:wp14="http://schemas.microsoft.com/office/word/2010/wordprocessingDrawing" xmlns:wp="http://schemas.openxmlformats.org/drawingml/2006/wordprocessingDrawing" xmlns:w10="urn:schemas-microsoft-com:office:word" xmlns:w="http://schemas.openxmlformats.org/wordprocessingml/2006/main" xmlns:w14="http://schemas.microsoft.com/office/word/2010/wordml" xmlns:w15="http://schemas.microsoft.com/office/word/2012/wordml" xmlns:w16cex="http://schemas.microsoft.com/office/word/2018/wordml/cex" xmlns:w16cid="http://schemas.microsoft.com/office/word/2016/wordml/cid" xmlns:w16="http://schemas.microsoft.com/office/word/2018/wordml" xmlns:w16sdtdh="http://schemas.microsoft.com/office/word/2020/wordml/sdtdatahash" xmlns:w16se="http://schemas.microsoft.com/office/word/2015/wordml/symex" xmlns:wpg="http://schemas.microsoft.com/office/word/2010/wordprocessingGroup" xmlns:wpi="http://schemas.microsoft.com/office/word/2010/wordprocessingInk" xmlns:wne="http://schemas.microsoft.com/office/word/2006/wordml" xmlns:wps="http://schemas.microsoft.com/office/word/2010/wordprocessingShape" mc:Ignorable="w14 w15 w16se w16cid w16 w16cex w16sdtdh wp14">
+<w:hdr xmlns:wpc="http://schemas.microsoft.com/office/word/2010/wordprocessingCanvas" xmlns:cx="http://schemas.microsoft.com/office/drawing/2014/chartex" xmlns:cx1="http://schemas.microsoft.com/office/drawing/2015/9/8/chartex" xmlns:cx2="http://schemas.microsoft.com/office/drawing/2015/10/21/chartex" xmlns:cx3="http://schemas.microsoft.com/office/drawing/2016/5/9/chartex" xmlns:cx4="http://schemas.microsoft.com/office/drawing/2016/5/10/chartex" xmlns:cx5="http://schemas.microsoft.com/office/drawing/2016/5/11/chartex" xmlns:cx6="http://schemas.microsoft.com/office/drawing/2016/5/12/chartex" xmlns:cx7="http://schemas.microsoft.com/office/drawing/2016/5/13/chartex" xmlns:cx8="http://schemas.microsoft.com/office/drawing/2016/5/14/chartex" xmlns:mc="http://schemas.openxmlformats.org/markup-compatibility/2006" xmlns:aink="http://schemas.microsoft.com/office/drawing/2016/ink" xmlns:am3d="http://schemas.microsoft.com/office/drawing/2017/model3d" xmlns:o="urn:schemas-microsoft-com:office:office" xmlns:oel="http://schemas.microsoft.com/office/2019/extlst" xmlns:r="http://schemas.openxmlformats.org/officeDocument/2006/relationships" xmlns:m="http://schemas.openxmlformats.org/officeDocument/2006/math" xmlns:v="urn:schemas-microsoft-com:vml" xmlns:wp14="http://schemas.microsoft.com/office/word/2010/wordprocessingDrawing" xmlns:wp="http://schemas.openxmlformats.org/drawingml/2006/wordprocessingDrawing" xmlns:w10="urn:schemas-microsoft-com:office:word" xmlns:w="http://schemas.openxmlformats.org/wordprocessingml/2006/main" xmlns:w14="http://schemas.microsoft.com/office/word/2010/wordml" xmlns:w15="http://schemas.microsoft.com/office/word/2012/wordml" xmlns:w16cex="http://schemas.microsoft.com/office/word/2018/wordml/cex" xmlns:w16cid="http://schemas.microsoft.com/office/word/2016/wordml/cid" xmlns:w16="http://schemas.microsoft.com/office/word/2018/wordml" xmlns:w16du="http://schemas.microsoft.com/office/word/2023/wordml/word16du" xmlns:w16sdtdh="http://schemas.microsoft.com/office/word/2020/wordml/sdtdatahash" xmlns:w16sdtfl="http://schemas.microsoft.com/office/word/2024/wordml/sdtformatlock" xmlns:w16se="http://schemas.microsoft.com/office/word/2015/wordml/symex" xmlns:wpg="http://schemas.microsoft.com/office/word/2010/wordprocessingGroup" xmlns:wpi="http://schemas.microsoft.com/office/word/2010/wordprocessingInk" xmlns:wne="http://schemas.microsoft.com/office/word/2006/wordml" xmlns:wps="http://schemas.microsoft.com/office/word/2010/wordprocessingShape" mc:Ignorable="w14 w15 w16se w16cid w16 w16cex w16sdtdh w16sdtfl w16du wp14">
   <w:p>
     <w:pPr>
       <w:pStyle w:val="Header"/>
@@ -21275,7 +21591,7 @@
 </file>
 
 <file path=word/header2.xml><?xml version="1.0" encoding="utf-8"?>
-<w:hdr xmlns:wpc="http://schemas.microsoft.com/office/word/2010/wordprocessingCanvas" xmlns:cx="http://schemas.microsoft.com/office/drawing/2014/chartex" xmlns:cx1="http://schemas.microsoft.com/office/drawing/2015/9/8/chartex" xmlns:cx2="http://schemas.microsoft.com/office/drawing/2015/10/21/chartex" xmlns:cx3="http://schemas.microsoft.com/office/drawing/2016/5/9/chartex" xmlns:cx4="http://schemas.microsoft.com/office/drawing/2016/5/10/chartex" xmlns:cx5="http://schemas.microsoft.com/office/drawing/2016/5/11/chartex" xmlns:cx6="http://schemas.microsoft.com/office/drawing/2016/5/12/chartex" xmlns:cx7="http://schemas.microsoft.com/office/drawing/2016/5/13/chartex" xmlns:cx8="http://schemas.microsoft.com/office/drawing/2016/5/14/chartex" xmlns:mc="http://schemas.openxmlformats.org/markup-compatibility/2006" xmlns:aink="http://schemas.microsoft.com/office/drawing/2016/ink" xmlns:am3d="http://schemas.microsoft.com/office/drawing/2017/model3d" xmlns:o="urn:schemas-microsoft-com:office:office" xmlns:oel="http://schemas.microsoft.com/office/2019/extlst" xmlns:r="http://schemas.openxmlformats.org/officeDocument/2006/relationships" xmlns:m="http://schemas.openxmlformats.org/officeDocument/2006/math" xmlns:v="urn:schemas-microsoft-com:vml" xmlns:wp14="http://schemas.microsoft.com/office/word/2010/wordprocessingDrawing" xmlns:wp="http://schemas.openxmlformats.org/drawingml/2006/wordprocessingDrawing" xmlns:w10="urn:schemas-microsoft-com:office:word" xmlns:w="http://schemas.openxmlformats.org/wordprocessingml/2006/main" xmlns:w14="http://schemas.microsoft.com/office/word/2010/wordml" xmlns:w15="http://schemas.microsoft.com/office/word/2012/wordml" xmlns:w16cex="http://schemas.microsoft.com/office/word/2018/wordml/cex" xmlns:w16cid="http://schemas.microsoft.com/office/word/2016/wordml/cid" xmlns:w16="http://schemas.microsoft.com/office/word/2018/wordml" xmlns:w16sdtdh="http://schemas.microsoft.com/office/word/2020/wordml/sdtdatahash" xmlns:w16se="http://schemas.microsoft.com/office/word/2015/wordml/symex" xmlns:wpg="http://schemas.microsoft.com/office/word/2010/wordprocessingGroup" xmlns:wpi="http://schemas.microsoft.com/office/word/2010/wordprocessingInk" xmlns:wne="http://schemas.microsoft.com/office/word/2006/wordml" xmlns:wps="http://schemas.microsoft.com/office/word/2010/wordprocessingShape" mc:Ignorable="w14 w15 w16se w16cid w16 w16cex w16sdtdh wp14">
+<w:hdr xmlns:wpc="http://schemas.microsoft.com/office/word/2010/wordprocessingCanvas" xmlns:cx="http://schemas.microsoft.com/office/drawing/2014/chartex" xmlns:cx1="http://schemas.microsoft.com/office/drawing/2015/9/8/chartex" xmlns:cx2="http://schemas.microsoft.com/office/drawing/2015/10/21/chartex" xmlns:cx3="http://schemas.microsoft.com/office/drawing/2016/5/9/chartex" xmlns:cx4="http://schemas.microsoft.com/office/drawing/2016/5/10/chartex" xmlns:cx5="http://schemas.microsoft.com/office/drawing/2016/5/11/chartex" xmlns:cx6="http://schemas.microsoft.com/office/drawing/2016/5/12/chartex" xmlns:cx7="http://schemas.microsoft.com/office/drawing/2016/5/13/chartex" xmlns:cx8="http://schemas.microsoft.com/office/drawing/2016/5/14/chartex" xmlns:mc="http://schemas.openxmlformats.org/markup-compatibility/2006" xmlns:aink="http://schemas.microsoft.com/office/drawing/2016/ink" xmlns:am3d="http://schemas.microsoft.com/office/drawing/2017/model3d" xmlns:o="urn:schemas-microsoft-com:office:office" xmlns:oel="http://schemas.microsoft.com/office/2019/extlst" xmlns:r="http://schemas.openxmlformats.org/officeDocument/2006/relationships" xmlns:m="http://schemas.openxmlformats.org/officeDocument/2006/math" xmlns:v="urn:schemas-microsoft-com:vml" xmlns:wp14="http://schemas.microsoft.com/office/word/2010/wordprocessingDrawing" xmlns:wp="http://schemas.openxmlformats.org/drawingml/2006/wordprocessingDrawing" xmlns:w10="urn:schemas-microsoft-com:office:word" xmlns:w="http://schemas.openxmlformats.org/wordprocessingml/2006/main" xmlns:w14="http://schemas.microsoft.com/office/word/2010/wordml" xmlns:w15="http://schemas.microsoft.com/office/word/2012/wordml" xmlns:w16cex="http://schemas.microsoft.com/office/word/2018/wordml/cex" xmlns:w16cid="http://schemas.microsoft.com/office/word/2016/wordml/cid" xmlns:w16="http://schemas.microsoft.com/office/word/2018/wordml" xmlns:w16du="http://schemas.microsoft.com/office/word/2023/wordml/word16du" xmlns:w16sdtdh="http://schemas.microsoft.com/office/word/2020/wordml/sdtdatahash" xmlns:w16sdtfl="http://schemas.microsoft.com/office/word/2024/wordml/sdtformatlock" xmlns:w16se="http://schemas.microsoft.com/office/word/2015/wordml/symex" xmlns:wpg="http://schemas.microsoft.com/office/word/2010/wordprocessingGroup" xmlns:wpi="http://schemas.microsoft.com/office/word/2010/wordprocessingInk" xmlns:wne="http://schemas.microsoft.com/office/word/2006/wordml" xmlns:wps="http://schemas.microsoft.com/office/word/2010/wordprocessingShape" mc:Ignorable="w14 w15 w16se w16cid w16 w16cex w16sdtdh w16sdtfl w16du wp14">
   <w:p>
     <w:pPr>
       <w:pStyle w:val="Header"/>
@@ -21288,7 +21604,7 @@
 </file>
 
 <file path=word/header3.xml><?xml version="1.0" encoding="utf-8"?>
-<w:hdr xmlns:wpc="http://schemas.microsoft.com/office/word/2010/wordprocessingCanvas" xmlns:cx="http://schemas.microsoft.com/office/drawing/2014/chartex" xmlns:cx1="http://schemas.microsoft.com/office/drawing/2015/9/8/chartex" xmlns:cx2="http://schemas.microsoft.com/office/drawing/2015/10/21/chartex" xmlns:cx3="http://schemas.microsoft.com/office/drawing/2016/5/9/chartex" xmlns:cx4="http://schemas.microsoft.com/office/drawing/2016/5/10/chartex" xmlns:cx5="http://schemas.microsoft.com/office/drawing/2016/5/11/chartex" xmlns:cx6="http://schemas.microsoft.com/office/drawing/2016/5/12/chartex" xmlns:cx7="http://schemas.microsoft.com/office/drawing/2016/5/13/chartex" xmlns:cx8="http://schemas.microsoft.com/office/drawing/2016/5/14/chartex" xmlns:mc="http://schemas.openxmlformats.org/markup-compatibility/2006" xmlns:aink="http://schemas.microsoft.com/office/drawing/2016/ink" xmlns:am3d="http://schemas.microsoft.com/office/drawing/2017/model3d" xmlns:o="urn:schemas-microsoft-com:office:office" xmlns:oel="http://schemas.microsoft.com/office/2019/extlst" xmlns:r="http://schemas.openxmlformats.org/officeDocument/2006/relationships" xmlns:m="http://schemas.openxmlformats.org/officeDocument/2006/math" xmlns:v="urn:schemas-microsoft-com:vml" xmlns:wp14="http://schemas.microsoft.com/office/word/2010/wordprocessingDrawing" xmlns:wp="http://schemas.openxmlformats.org/drawingml/2006/wordprocessingDrawing" xmlns:w10="urn:schemas-microsoft-com:office:word" xmlns:w="http://schemas.openxmlformats.org/wordprocessingml/2006/main" xmlns:w14="http://schemas.microsoft.com/office/word/2010/wordml" xmlns:w15="http://schemas.microsoft.com/office/word/2012/wordml" xmlns:w16cex="http://schemas.microsoft.com/office/word/2018/wordml/cex" xmlns:w16cid="http://schemas.microsoft.com/office/word/2016/wordml/cid" xmlns:w16="http://schemas.microsoft.com/office/word/2018/wordml" xmlns:w16sdtdh="http://schemas.microsoft.com/office/word/2020/wordml/sdtdatahash" xmlns:w16se="http://schemas.microsoft.com/office/word/2015/wordml/symex" xmlns:wpg="http://schemas.microsoft.com/office/word/2010/wordprocessingGroup" xmlns:wpi="http://schemas.microsoft.com/office/word/2010/wordprocessingInk" xmlns:wne="http://schemas.microsoft.com/office/word/2006/wordml" xmlns:wps="http://schemas.microsoft.com/office/word/2010/wordprocessingShape" mc:Ignorable="w14 w15 w16se w16cid w16 w16cex w16sdtdh wp14">
+<w:hdr xmlns:wpc="http://schemas.microsoft.com/office/word/2010/wordprocessingCanvas" xmlns:cx="http://schemas.microsoft.com/office/drawing/2014/chartex" xmlns:cx1="http://schemas.microsoft.com/office/drawing/2015/9/8/chartex" xmlns:cx2="http://schemas.microsoft.com/office/drawing/2015/10/21/chartex" xmlns:cx3="http://schemas.microsoft.com/office/drawing/2016/5/9/chartex" xmlns:cx4="http://schemas.microsoft.com/office/drawing/2016/5/10/chartex" xmlns:cx5="http://schemas.microsoft.com/office/drawing/2016/5/11/chartex" xmlns:cx6="http://schemas.microsoft.com/office/drawing/2016/5/12/chartex" xmlns:cx7="http://schemas.microsoft.com/office/drawing/2016/5/13/chartex" xmlns:cx8="http://schemas.microsoft.com/office/drawing/2016/5/14/chartex" xmlns:mc="http://schemas.openxmlformats.org/markup-compatibility/2006" xmlns:aink="http://schemas.microsoft.com/office/drawing/2016/ink" xmlns:am3d="http://schemas.microsoft.com/office/drawing/2017/model3d" xmlns:o="urn:schemas-microsoft-com:office:office" xmlns:oel="http://schemas.microsoft.com/office/2019/extlst" xmlns:r="http://schemas.openxmlformats.org/officeDocument/2006/relationships" xmlns:m="http://schemas.openxmlformats.org/officeDocument/2006/math" xmlns:v="urn:schemas-microsoft-com:vml" xmlns:wp14="http://schemas.microsoft.com/office/word/2010/wordprocessingDrawing" xmlns:wp="http://schemas.openxmlformats.org/drawingml/2006/wordprocessingDrawing" xmlns:w10="urn:schemas-microsoft-com:office:word" xmlns:w="http://schemas.openxmlformats.org/wordprocessingml/2006/main" xmlns:w14="http://schemas.microsoft.com/office/word/2010/wordml" xmlns:w15="http://schemas.microsoft.com/office/word/2012/wordml" xmlns:w16cex="http://schemas.microsoft.com/office/word/2018/wordml/cex" xmlns:w16cid="http://schemas.microsoft.com/office/word/2016/wordml/cid" xmlns:w16="http://schemas.microsoft.com/office/word/2018/wordml" xmlns:w16du="http://schemas.microsoft.com/office/word/2023/wordml/word16du" xmlns:w16sdtdh="http://schemas.microsoft.com/office/word/2020/wordml/sdtdatahash" xmlns:w16sdtfl="http://schemas.microsoft.com/office/word/2024/wordml/sdtformatlock" xmlns:w16se="http://schemas.microsoft.com/office/word/2015/wordml/symex" xmlns:wpg="http://schemas.microsoft.com/office/word/2010/wordprocessingGroup" xmlns:wpi="http://schemas.microsoft.com/office/word/2010/wordprocessingInk" xmlns:wne="http://schemas.microsoft.com/office/word/2006/wordml" xmlns:wps="http://schemas.microsoft.com/office/word/2010/wordprocessingShape" mc:Ignorable="w14 w15 w16se w16cid w16 w16cex w16sdtdh w16sdtfl w16du wp14">
   <w:p>
     <w:pPr>
       <w:pStyle w:val="Header"/>
@@ -21298,7 +21614,7 @@
 </file>
 
 <file path=word/styles.xml><?xml version="1.0" encoding="utf-8"?>
-<w:styles xmlns:mc="http://schemas.openxmlformats.org/markup-compatibility/2006" xmlns:r="http://schemas.openxmlformats.org/officeDocument/2006/relationships" xmlns:w="http://schemas.openxmlformats.org/wordprocessingml/2006/main" xmlns:w14="http://schemas.microsoft.com/office/word/2010/wordml" xmlns:w15="http://schemas.microsoft.com/office/word/2012/wordml" xmlns:w16cex="http://schemas.microsoft.com/office/word/2018/wordml/cex" xmlns:w16cid="http://schemas.microsoft.com/office/word/2016/wordml/cid" xmlns:w16="http://schemas.microsoft.com/office/word/2018/wordml" xmlns:w16sdtdh="http://schemas.microsoft.com/office/word/2020/wordml/sdtdatahash" xmlns:w16se="http://schemas.microsoft.com/office/word/2015/wordml/symex" mc:Ignorable="w14 w15 w16se w16cid w16 w16cex w16sdtdh">
+<w:styles xmlns:mc="http://schemas.openxmlformats.org/markup-compatibility/2006" xmlns:r="http://schemas.openxmlformats.org/officeDocument/2006/relationships" xmlns:w="http://schemas.openxmlformats.org/wordprocessingml/2006/main" xmlns:w14="http://schemas.microsoft.com/office/word/2010/wordml" xmlns:w15="http://schemas.microsoft.com/office/word/2012/wordml" xmlns:w16cex="http://schemas.microsoft.com/office/word/2018/wordml/cex" xmlns:w16cid="http://schemas.microsoft.com/office/word/2016/wordml/cid" xmlns:w16="http://schemas.microsoft.com/office/word/2018/wordml" xmlns:w16du="http://schemas.microsoft.com/office/word/2023/wordml/word16du" xmlns:w16sdtdh="http://schemas.microsoft.com/office/word/2020/wordml/sdtdatahash" xmlns:w16sdtfl="http://schemas.microsoft.com/office/word/2024/wordml/sdtformatlock" xmlns:w16se="http://schemas.microsoft.com/office/word/2015/wordml/symex" mc:Ignorable="w14 w15 w16se w16cid w16 w16cex w16sdtdh w16sdtfl w16du">
   <w:docDefaults>
     <w:rPrDefault>
       <w:rPr>

--- a/TS Jatai Ghanam Project/TS 2.2/TS 2.2 Jatai Malayalam Corrections.docx
+++ b/TS Jatai Ghanam Project/TS 2.2/TS 2.2 Jatai Malayalam Corrections.docx
@@ -609,27 +609,7 @@
                 <w:sz w:val="32"/>
                 <w:szCs w:val="40"/>
               </w:rPr>
-              <w:t>)</w:t>
-            </w:r>
-            <w:proofErr w:type="gramStart"/>
-            <w:r>
-              <w:rPr>
-                <w:rFonts w:ascii="BRH Malayalam Extra" w:hAnsi="BRH Malayalam Extra" w:cs="BRH Malayalam Extra"/>
-                <w:color w:val="000000"/>
-                <w:sz w:val="32"/>
-                <w:szCs w:val="40"/>
-              </w:rPr>
-              <w:t>-  ¥</w:t>
-            </w:r>
-            <w:proofErr w:type="gramEnd"/>
-            <w:r>
-              <w:rPr>
-                <w:rFonts w:ascii="BRH Malayalam Extra" w:hAnsi="BRH Malayalam Extra" w:cs="BRH Malayalam Extra"/>
-                <w:color w:val="000000"/>
-                <w:sz w:val="32"/>
-                <w:szCs w:val="40"/>
-              </w:rPr>
-              <w:t>öe</w:t>
+              <w:t>)-  ¥öe</w:t>
             </w:r>
             <w:r>
               <w:rPr>
@@ -1002,19 +982,8 @@
                 <w:sz w:val="32"/>
                 <w:szCs w:val="40"/>
               </w:rPr>
-              <w:t>)</w:t>
-            </w:r>
-            <w:proofErr w:type="gramStart"/>
-            <w:r>
-              <w:rPr>
-                <w:rFonts w:ascii="BRH Malayalam Extra" w:hAnsi="BRH Malayalam Extra" w:cs="BRH Malayalam Extra"/>
-                <w:color w:val="000000"/>
-                <w:sz w:val="32"/>
-                <w:szCs w:val="40"/>
-              </w:rPr>
-              <w:t>-  sI</w:t>
-            </w:r>
-            <w:proofErr w:type="gramEnd"/>
+              <w:t>)-  sI</w:t>
+            </w:r>
             <w:r>
               <w:rPr>
                 <w:rFonts w:ascii="BRH Malayalam Extra" w:hAnsi="BRH Malayalam Extra" w:cs="BRH Malayalam Extra"/>
@@ -1307,27 +1276,7 @@
                 <w:sz w:val="32"/>
                 <w:szCs w:val="40"/>
               </w:rPr>
-              <w:t>)</w:t>
-            </w:r>
-            <w:proofErr w:type="gramStart"/>
-            <w:r>
-              <w:rPr>
-                <w:rFonts w:ascii="BRH Malayalam Extra" w:hAnsi="BRH Malayalam Extra" w:cs="BRH Malayalam Extra"/>
-                <w:color w:val="000000"/>
-                <w:sz w:val="32"/>
-                <w:szCs w:val="40"/>
-              </w:rPr>
-              <w:t>-  ¥</w:t>
-            </w:r>
-            <w:proofErr w:type="gramEnd"/>
-            <w:r>
-              <w:rPr>
-                <w:rFonts w:ascii="BRH Malayalam Extra" w:hAnsi="BRH Malayalam Extra" w:cs="BRH Malayalam Extra"/>
-                <w:color w:val="000000"/>
-                <w:sz w:val="32"/>
-                <w:szCs w:val="40"/>
-              </w:rPr>
-              <w:t>öe</w:t>
+              <w:t>)-  ¥öe</w:t>
             </w:r>
             <w:r>
               <w:rPr>
@@ -1717,19 +1666,8 @@
                 <w:sz w:val="32"/>
                 <w:szCs w:val="40"/>
               </w:rPr>
-              <w:t>)</w:t>
-            </w:r>
-            <w:proofErr w:type="gramStart"/>
-            <w:r>
-              <w:rPr>
-                <w:rFonts w:ascii="BRH Malayalam Extra" w:hAnsi="BRH Malayalam Extra" w:cs="BRH Malayalam Extra"/>
-                <w:color w:val="000000"/>
-                <w:sz w:val="32"/>
-                <w:szCs w:val="40"/>
-              </w:rPr>
-              <w:t>-  sI</w:t>
-            </w:r>
-            <w:proofErr w:type="gramEnd"/>
+              <w:t>)-  sI</w:t>
+            </w:r>
             <w:r>
               <w:rPr>
                 <w:rFonts w:ascii="BRH Malayalam Extra" w:hAnsi="BRH Malayalam Extra" w:cs="BRH Malayalam Extra"/>
@@ -2110,27 +2048,7 @@
                 <w:sz w:val="32"/>
                 <w:szCs w:val="40"/>
               </w:rPr>
-              <w:t>)</w:t>
-            </w:r>
-            <w:proofErr w:type="gramStart"/>
-            <w:r>
-              <w:rPr>
-                <w:rFonts w:ascii="BRH Malayalam Extra" w:hAnsi="BRH Malayalam Extra" w:cs="BRH Malayalam Extra"/>
-                <w:color w:val="000000"/>
-                <w:sz w:val="32"/>
-                <w:szCs w:val="40"/>
-              </w:rPr>
-              <w:t>-  k</w:t>
-            </w:r>
-            <w:proofErr w:type="gramEnd"/>
-            <w:r>
-              <w:rPr>
-                <w:rFonts w:ascii="BRH Malayalam Extra" w:hAnsi="BRH Malayalam Extra" w:cs="BRH Malayalam Extra"/>
-                <w:color w:val="000000"/>
-                <w:sz w:val="32"/>
-                <w:szCs w:val="40"/>
-              </w:rPr>
-              <w:t>±—sxI | Ad—dûpPx</w:t>
+              <w:t>)-  k±—sxI | Ad—dûpPx</w:t>
             </w:r>
             <w:r>
               <w:rPr>
@@ -2490,27 +2408,7 @@
                 <w:sz w:val="32"/>
                 <w:szCs w:val="40"/>
               </w:rPr>
-              <w:t>)</w:t>
-            </w:r>
-            <w:proofErr w:type="gramStart"/>
-            <w:r>
-              <w:rPr>
-                <w:rFonts w:ascii="BRH Malayalam Extra" w:hAnsi="BRH Malayalam Extra" w:cs="BRH Malayalam Extra"/>
-                <w:color w:val="000000"/>
-                <w:sz w:val="32"/>
-                <w:szCs w:val="40"/>
-              </w:rPr>
-              <w:t>-  Ad</w:t>
-            </w:r>
-            <w:proofErr w:type="gramEnd"/>
-            <w:r>
-              <w:rPr>
-                <w:rFonts w:ascii="BRH Malayalam Extra" w:hAnsi="BRH Malayalam Extra" w:cs="BRH Malayalam Extra"/>
-                <w:color w:val="000000"/>
-                <w:sz w:val="32"/>
-                <w:szCs w:val="40"/>
-              </w:rPr>
-              <w:t>—dûpPx</w:t>
+              <w:t>)-  Ad—dûpPx</w:t>
             </w:r>
             <w:r>
               <w:rPr>
@@ -2926,27 +2824,7 @@
                 <w:sz w:val="32"/>
                 <w:szCs w:val="40"/>
               </w:rPr>
-              <w:t>)</w:t>
-            </w:r>
-            <w:proofErr w:type="gramStart"/>
-            <w:r>
-              <w:rPr>
-                <w:rFonts w:ascii="BRH Malayalam Extra" w:hAnsi="BRH Malayalam Extra" w:cs="BRH Malayalam Extra"/>
-                <w:color w:val="000000"/>
-                <w:sz w:val="32"/>
-                <w:szCs w:val="40"/>
-              </w:rPr>
-              <w:t>-  Ad</w:t>
-            </w:r>
-            <w:proofErr w:type="gramEnd"/>
-            <w:r>
-              <w:rPr>
-                <w:rFonts w:ascii="BRH Malayalam Extra" w:hAnsi="BRH Malayalam Extra" w:cs="BRH Malayalam Extra"/>
-                <w:color w:val="000000"/>
-                <w:sz w:val="32"/>
-                <w:szCs w:val="40"/>
-              </w:rPr>
-              <w:t>—dûpPx</w:t>
+              <w:t>)-  Ad—dûpPx</w:t>
             </w:r>
             <w:r>
               <w:rPr>
@@ -3253,27 +3131,7 @@
                 <w:sz w:val="32"/>
                 <w:szCs w:val="40"/>
               </w:rPr>
-              <w:t>)</w:t>
-            </w:r>
-            <w:proofErr w:type="gramStart"/>
-            <w:r>
-              <w:rPr>
-                <w:rFonts w:ascii="BRH Malayalam Extra" w:hAnsi="BRH Malayalam Extra" w:cs="BRH Malayalam Extra"/>
-                <w:color w:val="000000"/>
-                <w:sz w:val="32"/>
-                <w:szCs w:val="40"/>
-              </w:rPr>
-              <w:t>-  k</w:t>
-            </w:r>
-            <w:proofErr w:type="gramEnd"/>
-            <w:r>
-              <w:rPr>
-                <w:rFonts w:ascii="BRH Malayalam Extra" w:hAnsi="BRH Malayalam Extra" w:cs="BRH Malayalam Extra"/>
-                <w:color w:val="000000"/>
-                <w:sz w:val="32"/>
-                <w:szCs w:val="40"/>
-              </w:rPr>
-              <w:t>±—sxI | Ad—dûpPx</w:t>
+              <w:t>)-  k±—sxI | Ad—dûpPx</w:t>
             </w:r>
             <w:r>
               <w:rPr>
@@ -3604,27 +3462,7 @@
                 <w:sz w:val="32"/>
                 <w:szCs w:val="40"/>
               </w:rPr>
-              <w:t>)</w:t>
-            </w:r>
-            <w:proofErr w:type="gramStart"/>
-            <w:r>
-              <w:rPr>
-                <w:rFonts w:ascii="BRH Malayalam Extra" w:hAnsi="BRH Malayalam Extra" w:cs="BRH Malayalam Extra"/>
-                <w:color w:val="000000"/>
-                <w:sz w:val="32"/>
-                <w:szCs w:val="40"/>
-              </w:rPr>
-              <w:t>-  Ad</w:t>
-            </w:r>
-            <w:proofErr w:type="gramEnd"/>
-            <w:r>
-              <w:rPr>
-                <w:rFonts w:ascii="BRH Malayalam Extra" w:hAnsi="BRH Malayalam Extra" w:cs="BRH Malayalam Extra"/>
-                <w:color w:val="000000"/>
-                <w:sz w:val="32"/>
-                <w:szCs w:val="40"/>
-              </w:rPr>
-              <w:t>—dûpPx</w:t>
+              <w:t>)-  Ad—dûpPx</w:t>
             </w:r>
             <w:r>
               <w:rPr>
@@ -4011,27 +3849,7 @@
                 <w:sz w:val="32"/>
                 <w:szCs w:val="40"/>
               </w:rPr>
-              <w:t>)</w:t>
-            </w:r>
-            <w:proofErr w:type="gramStart"/>
-            <w:r>
-              <w:rPr>
-                <w:rFonts w:ascii="BRH Malayalam Extra" w:hAnsi="BRH Malayalam Extra" w:cs="BRH Malayalam Extra"/>
-                <w:color w:val="000000"/>
-                <w:sz w:val="32"/>
-                <w:szCs w:val="40"/>
-              </w:rPr>
-              <w:t>-  Ad</w:t>
-            </w:r>
-            <w:proofErr w:type="gramEnd"/>
-            <w:r>
-              <w:rPr>
-                <w:rFonts w:ascii="BRH Malayalam Extra" w:hAnsi="BRH Malayalam Extra" w:cs="BRH Malayalam Extra"/>
-                <w:color w:val="000000"/>
-                <w:sz w:val="32"/>
-                <w:szCs w:val="40"/>
-              </w:rPr>
-              <w:t>—dûpPx</w:t>
+              <w:t>)-  Ad—dûpPx</w:t>
             </w:r>
             <w:r>
               <w:rPr>
@@ -4333,27 +4151,7 @@
                 <w:sz w:val="32"/>
                 <w:szCs w:val="40"/>
               </w:rPr>
-              <w:t>)</w:t>
-            </w:r>
-            <w:proofErr w:type="gramStart"/>
-            <w:r>
-              <w:rPr>
-                <w:rFonts w:ascii="BRH Malayalam Extra" w:hAnsi="BRH Malayalam Extra" w:cs="BRH Malayalam Extra"/>
-                <w:color w:val="000000"/>
-                <w:sz w:val="32"/>
-                <w:szCs w:val="40"/>
-              </w:rPr>
-              <w:t>-  B</w:t>
-            </w:r>
-            <w:proofErr w:type="gramEnd"/>
-            <w:r>
-              <w:rPr>
-                <w:rFonts w:ascii="BRH Malayalam Extra" w:hAnsi="BRH Malayalam Extra" w:cs="BRH Malayalam Extra"/>
-                <w:color w:val="000000"/>
-                <w:sz w:val="32"/>
-                <w:szCs w:val="40"/>
-              </w:rPr>
-              <w:t xml:space="preserve"> | E</w:t>
+              <w:t>)-  B | E</w:t>
             </w:r>
             <w:r>
               <w:rPr>
@@ -4599,27 +4397,7 @@
                 <w:sz w:val="32"/>
                 <w:szCs w:val="40"/>
               </w:rPr>
-              <w:t>)</w:t>
-            </w:r>
-            <w:proofErr w:type="gramStart"/>
-            <w:r>
-              <w:rPr>
-                <w:rFonts w:ascii="BRH Malayalam Extra" w:hAnsi="BRH Malayalam Extra" w:cs="BRH Malayalam Extra"/>
-                <w:color w:val="000000"/>
-                <w:sz w:val="32"/>
-                <w:szCs w:val="40"/>
-              </w:rPr>
-              <w:t>-  B</w:t>
-            </w:r>
-            <w:proofErr w:type="gramEnd"/>
-            <w:r>
-              <w:rPr>
-                <w:rFonts w:ascii="BRH Malayalam Extra" w:hAnsi="BRH Malayalam Extra" w:cs="BRH Malayalam Extra"/>
-                <w:color w:val="000000"/>
-                <w:sz w:val="32"/>
-                <w:szCs w:val="40"/>
-              </w:rPr>
-              <w:t xml:space="preserve"> | E</w:t>
+              <w:t>)-  B | E</w:t>
             </w:r>
             <w:r>
               <w:rPr>
@@ -6962,7 +6740,7 @@
       </w:tr>
       <w:tr>
         <w:trPr>
-          <w:trHeight w:val="1338"/>
+          <w:trHeight w:val="699"/>
         </w:trPr>
         <w:tc>
           <w:tcPr>
@@ -6980,7 +6758,6 @@
                 <w:color w:val="000000"/>
                 <w:sz w:val="32"/>
                 <w:szCs w:val="40"/>
-                <w:lang w:val="it-IT"/>
               </w:rPr>
             </w:pPr>
             <w:r>
@@ -6988,7 +6765,6 @@
                 <w:rFonts w:cs="BRH Malayalam Extra"/>
                 <w:color w:val="000000"/>
                 <w:szCs w:val="40"/>
-                <w:lang w:val="it-IT"/>
               </w:rPr>
               <w:t>60</w:t>
             </w:r>
@@ -6998,7 +6774,6 @@
                 <w:color w:val="000000"/>
                 <w:sz w:val="32"/>
                 <w:szCs w:val="40"/>
-                <w:lang w:val="it-IT"/>
               </w:rPr>
               <w:t>)</w:t>
             </w:r>
@@ -7008,7 +6783,6 @@
                 <w:color w:val="000000"/>
                 <w:sz w:val="32"/>
                 <w:szCs w:val="40"/>
-                <w:lang w:val="it-IT"/>
               </w:rPr>
               <w:tab/>
             </w:r>
@@ -7017,7 +6791,6 @@
                 <w:rFonts w:cs="BRH Malayalam Extra"/>
                 <w:color w:val="000000"/>
                 <w:szCs w:val="40"/>
-                <w:lang w:val="it-IT"/>
               </w:rPr>
               <w:t>2</w:t>
             </w:r>
@@ -7027,7 +6800,6 @@
                 <w:color w:val="000000"/>
                 <w:sz w:val="32"/>
                 <w:szCs w:val="40"/>
-                <w:lang w:val="it-IT"/>
               </w:rPr>
               <w:t>.</w:t>
             </w:r>
@@ -7036,7 +6808,6 @@
                 <w:rFonts w:cs="BRH Malayalam Extra"/>
                 <w:color w:val="000000"/>
                 <w:szCs w:val="40"/>
-                <w:lang w:val="it-IT"/>
               </w:rPr>
               <w:t>2</w:t>
             </w:r>
@@ -7046,7 +6817,6 @@
                 <w:color w:val="000000"/>
                 <w:sz w:val="32"/>
                 <w:szCs w:val="40"/>
-                <w:lang w:val="it-IT"/>
               </w:rPr>
               <w:t>.</w:t>
             </w:r>
@@ -7055,7 +6825,6 @@
                 <w:rFonts w:cs="BRH Malayalam Extra"/>
                 <w:color w:val="000000"/>
                 <w:szCs w:val="40"/>
-                <w:lang w:val="it-IT"/>
               </w:rPr>
               <w:t>4</w:t>
             </w:r>
@@ -7065,7 +6834,6 @@
                 <w:color w:val="000000"/>
                 <w:sz w:val="32"/>
                 <w:szCs w:val="40"/>
-                <w:lang w:val="it-IT"/>
               </w:rPr>
               <w:t>.</w:t>
             </w:r>
@@ -7074,7 +6842,6 @@
                 <w:rFonts w:cs="BRH Malayalam Extra"/>
                 <w:color w:val="000000"/>
                 <w:szCs w:val="40"/>
-                <w:lang w:val="it-IT"/>
               </w:rPr>
               <w:t>6</w:t>
             </w:r>
@@ -7084,7 +6851,6 @@
                 <w:color w:val="000000"/>
                 <w:sz w:val="32"/>
                 <w:szCs w:val="40"/>
-                <w:lang w:val="it-IT"/>
               </w:rPr>
               <w:t>(</w:t>
             </w:r>
@@ -7093,7 +6859,6 @@
                 <w:rFonts w:cs="BRH Malayalam Extra"/>
                 <w:color w:val="000000"/>
                 <w:szCs w:val="40"/>
-                <w:lang w:val="it-IT"/>
               </w:rPr>
               <w:t>48</w:t>
             </w:r>
@@ -7103,7 +6868,6 @@
                 <w:color w:val="000000"/>
                 <w:sz w:val="32"/>
                 <w:szCs w:val="40"/>
-                <w:lang w:val="it-IT"/>
               </w:rPr>
               <w:t>)-  Z¦ | sI</w:t>
             </w:r>
@@ -7113,17 +6877,15 @@
                 <w:color w:val="000000"/>
                 <w:sz w:val="26"/>
                 <w:szCs w:val="40"/>
-                <w:lang w:val="it-IT"/>
-              </w:rPr>
-              <w:t>–</w:t>
-            </w:r>
-            <w:r>
-              <w:rPr>
-                <w:rFonts w:ascii="BRH Malayalam Extra" w:hAnsi="BRH Malayalam Extra" w:cs="BRH Malayalam Extra"/>
-                <w:color w:val="000000"/>
-                <w:sz w:val="32"/>
-                <w:szCs w:val="40"/>
-                <w:lang w:val="it-IT"/>
+              </w:rPr>
+              <w:t>–</w:t>
+            </w:r>
+            <w:r>
+              <w:rPr>
+                <w:rFonts w:ascii="BRH Malayalam Extra" w:hAnsi="BRH Malayalam Extra" w:cs="BRH Malayalam Extra"/>
+                <w:color w:val="000000"/>
+                <w:sz w:val="32"/>
+                <w:szCs w:val="40"/>
               </w:rPr>
               <w:t xml:space="preserve">hp—Ç¦ | </w:t>
             </w:r>
@@ -7140,7 +6902,6 @@
                 <w:color w:val="000000"/>
                 <w:sz w:val="32"/>
                 <w:szCs w:val="40"/>
-                <w:lang w:val="it-IT"/>
               </w:rPr>
             </w:pPr>
             <w:r>
@@ -7149,7 +6910,6 @@
                 <w:color w:val="000000"/>
                 <w:sz w:val="32"/>
                 <w:szCs w:val="40"/>
-                <w:lang w:val="it-IT"/>
               </w:rPr>
               <w:t xml:space="preserve">Z¦ </w:t>
             </w:r>
@@ -7160,7 +6920,6 @@
                 <w:sz w:val="32"/>
                 <w:szCs w:val="40"/>
                 <w:highlight w:val="yellow"/>
-                <w:lang w:val="it-IT"/>
               </w:rPr>
               <w:t>s</w:t>
             </w:r>
@@ -7170,7 +6929,6 @@
                 <w:color w:val="000000"/>
                 <w:sz w:val="32"/>
                 <w:szCs w:val="40"/>
-                <w:lang w:val="it-IT"/>
               </w:rPr>
               <w:t>Ihp—</w:t>
             </w:r>
@@ -7181,7 +6939,6 @@
                 <w:sz w:val="32"/>
                 <w:szCs w:val="40"/>
                 <w:highlight w:val="yellow"/>
-                <w:lang w:val="it-IT"/>
               </w:rPr>
               <w:t>Ç¦</w:t>
             </w:r>
@@ -7192,7 +6949,6 @@
                 <w:sz w:val="26"/>
                 <w:szCs w:val="40"/>
                 <w:highlight w:val="yellow"/>
-                <w:lang w:val="it-IT"/>
               </w:rPr>
               <w:t>–</w:t>
             </w:r>
@@ -7203,7 +6959,6 @@
                 <w:sz w:val="32"/>
                 <w:szCs w:val="40"/>
                 <w:highlight w:val="yellow"/>
-                <w:lang w:val="it-IT"/>
               </w:rPr>
               <w:t xml:space="preserve"> sI</w:t>
             </w:r>
@@ -7213,7 +6968,6 @@
                 <w:color w:val="000000"/>
                 <w:sz w:val="32"/>
                 <w:szCs w:val="40"/>
-                <w:lang w:val="it-IT"/>
               </w:rPr>
               <w:t>hp—Ç¦</w:t>
             </w:r>
@@ -7223,17 +6977,15 @@
                 <w:color w:val="000000"/>
                 <w:sz w:val="26"/>
                 <w:szCs w:val="40"/>
-                <w:lang w:val="it-IT"/>
-              </w:rPr>
-              <w:t>–</w:t>
-            </w:r>
-            <w:r>
-              <w:rPr>
-                <w:rFonts w:ascii="BRH Malayalam Extra" w:hAnsi="BRH Malayalam Extra" w:cs="BRH Malayalam Extra"/>
-                <w:color w:val="000000"/>
-                <w:sz w:val="32"/>
-                <w:szCs w:val="40"/>
-                <w:lang w:val="it-IT"/>
+              </w:rPr>
+              <w:t>–</w:t>
+            </w:r>
+            <w:r>
+              <w:rPr>
+                <w:rFonts w:ascii="BRH Malayalam Extra" w:hAnsi="BRH Malayalam Extra" w:cs="BRH Malayalam Extra"/>
+                <w:color w:val="000000"/>
+                <w:sz w:val="32"/>
+                <w:szCs w:val="40"/>
               </w:rPr>
               <w:t xml:space="preserve"> Z¦ Z¦ </w:t>
             </w:r>
@@ -7250,7 +7002,6 @@
                 <w:color w:val="000000"/>
                 <w:sz w:val="32"/>
                 <w:szCs w:val="40"/>
-                <w:lang w:val="it-IT"/>
               </w:rPr>
             </w:pPr>
             <w:r>
@@ -7260,7 +7011,6 @@
                 <w:sz w:val="32"/>
                 <w:szCs w:val="40"/>
                 <w:highlight w:val="yellow"/>
-                <w:lang w:val="it-IT"/>
               </w:rPr>
               <w:t>sI</w:t>
             </w:r>
@@ -7270,7 +7020,6 @@
                 <w:color w:val="000000"/>
                 <w:sz w:val="32"/>
                 <w:szCs w:val="40"/>
-                <w:lang w:val="it-IT"/>
               </w:rPr>
               <w:t xml:space="preserve">hp—Ç¦ | </w:t>
             </w:r>
@@ -7287,7 +7036,6 @@
                 <w:color w:val="000000"/>
                 <w:sz w:val="32"/>
                 <w:szCs w:val="40"/>
-                <w:lang w:val="it-IT"/>
               </w:rPr>
             </w:pPr>
             <w:r>
@@ -7295,7 +7043,6 @@
                 <w:rFonts w:cs="BRH Malayalam Extra"/>
                 <w:color w:val="000000"/>
                 <w:szCs w:val="40"/>
-                <w:lang w:val="it-IT"/>
               </w:rPr>
               <w:t>61</w:t>
             </w:r>
@@ -7305,7 +7052,6 @@
                 <w:color w:val="000000"/>
                 <w:sz w:val="32"/>
                 <w:szCs w:val="40"/>
-                <w:lang w:val="it-IT"/>
               </w:rPr>
               <w:t>)</w:t>
             </w:r>
@@ -7315,7 +7061,6 @@
                 <w:color w:val="000000"/>
                 <w:sz w:val="32"/>
                 <w:szCs w:val="40"/>
-                <w:lang w:val="it-IT"/>
               </w:rPr>
               <w:tab/>
             </w:r>
@@ -7324,7 +7069,6 @@
                 <w:rFonts w:cs="BRH Malayalam Extra"/>
                 <w:color w:val="000000"/>
                 <w:szCs w:val="40"/>
-                <w:lang w:val="it-IT"/>
               </w:rPr>
               <w:t>2</w:t>
             </w:r>
@@ -7334,7 +7078,6 @@
                 <w:color w:val="000000"/>
                 <w:sz w:val="32"/>
                 <w:szCs w:val="40"/>
-                <w:lang w:val="it-IT"/>
               </w:rPr>
               <w:t>.</w:t>
             </w:r>
@@ -7343,7 +7086,6 @@
                 <w:rFonts w:cs="BRH Malayalam Extra"/>
                 <w:color w:val="000000"/>
                 <w:szCs w:val="40"/>
-                <w:lang w:val="it-IT"/>
               </w:rPr>
               <w:t>2</w:t>
             </w:r>
@@ -7353,7 +7095,6 @@
                 <w:color w:val="000000"/>
                 <w:sz w:val="32"/>
                 <w:szCs w:val="40"/>
-                <w:lang w:val="it-IT"/>
               </w:rPr>
               <w:t>.</w:t>
             </w:r>
@@ -7362,7 +7103,6 @@
                 <w:rFonts w:cs="BRH Malayalam Extra"/>
                 <w:color w:val="000000"/>
                 <w:szCs w:val="40"/>
-                <w:lang w:val="it-IT"/>
               </w:rPr>
               <w:t>4</w:t>
             </w:r>
@@ -7372,7 +7112,6 @@
                 <w:color w:val="000000"/>
                 <w:sz w:val="32"/>
                 <w:szCs w:val="40"/>
-                <w:lang w:val="it-IT"/>
               </w:rPr>
               <w:t>.</w:t>
             </w:r>
@@ -7381,7 +7120,6 @@
                 <w:rFonts w:cs="BRH Malayalam Extra"/>
                 <w:color w:val="000000"/>
                 <w:szCs w:val="40"/>
-                <w:lang w:val="it-IT"/>
               </w:rPr>
               <w:t>6</w:t>
             </w:r>
@@ -7391,7 +7129,6 @@
                 <w:color w:val="000000"/>
                 <w:sz w:val="32"/>
                 <w:szCs w:val="40"/>
-                <w:lang w:val="it-IT"/>
               </w:rPr>
               <w:t>(</w:t>
             </w:r>
@@ -7400,7 +7137,6 @@
                 <w:rFonts w:cs="BRH Malayalam Extra"/>
                 <w:color w:val="000000"/>
                 <w:szCs w:val="40"/>
-                <w:lang w:val="it-IT"/>
               </w:rPr>
               <w:t>49</w:t>
             </w:r>
@@ -7410,7 +7146,6 @@
                 <w:color w:val="000000"/>
                 <w:sz w:val="32"/>
                 <w:szCs w:val="40"/>
-                <w:lang w:val="it-IT"/>
               </w:rPr>
               <w:t>)-  sI</w:t>
             </w:r>
@@ -7420,17 +7155,15 @@
                 <w:color w:val="000000"/>
                 <w:sz w:val="26"/>
                 <w:szCs w:val="40"/>
-                <w:lang w:val="it-IT"/>
-              </w:rPr>
-              <w:t>–</w:t>
-            </w:r>
-            <w:r>
-              <w:rPr>
-                <w:rFonts w:ascii="BRH Malayalam Extra" w:hAnsi="BRH Malayalam Extra" w:cs="BRH Malayalam Extra"/>
-                <w:color w:val="000000"/>
-                <w:sz w:val="32"/>
-                <w:szCs w:val="40"/>
-                <w:lang w:val="it-IT"/>
+              </w:rPr>
+              <w:t>–</w:t>
+            </w:r>
+            <w:r>
+              <w:rPr>
+                <w:rFonts w:ascii="BRH Malayalam Extra" w:hAnsi="BRH Malayalam Extra" w:cs="BRH Malayalam Extra"/>
+                <w:color w:val="000000"/>
+                <w:sz w:val="32"/>
+                <w:szCs w:val="40"/>
               </w:rPr>
               <w:t>hp—Ç¦ | jR—ixdI |</w:t>
             </w:r>
@@ -7443,11 +7176,9 @@
               <w:adjustRightInd w:val="0"/>
               <w:spacing w:before="0" w:line="240" w:lineRule="auto"/>
               <w:rPr>
-                <w:rFonts w:ascii="BRH Malayalam Extra" w:hAnsi="BRH Malayalam Extra" w:cs="BRH Malayalam Extra"/>
-                <w:color w:val="000000"/>
-                <w:sz w:val="32"/>
-                <w:szCs w:val="40"/>
-                <w:lang w:val="it-IT"/>
+                <w:rFonts w:cs="BRH Malayalam Extra"/>
+                <w:color w:val="000000"/>
+                <w:szCs w:val="40"/>
               </w:rPr>
             </w:pPr>
             <w:r>
@@ -7457,7 +7188,6 @@
                 <w:sz w:val="32"/>
                 <w:szCs w:val="40"/>
                 <w:highlight w:val="yellow"/>
-                <w:lang w:val="it-IT"/>
               </w:rPr>
               <w:t>sI</w:t>
             </w:r>
@@ -7467,7 +7197,6 @@
                 <w:color w:val="000000"/>
                 <w:sz w:val="32"/>
                 <w:szCs w:val="40"/>
-                <w:lang w:val="it-IT"/>
               </w:rPr>
               <w:t>hp—Ç¦</w:t>
             </w:r>
@@ -7477,17 +7206,15 @@
                 <w:color w:val="000000"/>
                 <w:sz w:val="26"/>
                 <w:szCs w:val="40"/>
-                <w:lang w:val="it-IT"/>
-              </w:rPr>
-              <w:t>–</w:t>
-            </w:r>
-            <w:r>
-              <w:rPr>
-                <w:rFonts w:ascii="BRH Malayalam Extra" w:hAnsi="BRH Malayalam Extra" w:cs="BRH Malayalam Extra"/>
-                <w:color w:val="000000"/>
-                <w:sz w:val="32"/>
-                <w:szCs w:val="40"/>
-                <w:lang w:val="it-IT"/>
+              </w:rPr>
+              <w:t>–</w:t>
+            </w:r>
+            <w:r>
+              <w:rPr>
+                <w:rFonts w:ascii="BRH Malayalam Extra" w:hAnsi="BRH Malayalam Extra" w:cs="BRH Malayalam Extra"/>
+                <w:color w:val="000000"/>
+                <w:sz w:val="32"/>
+                <w:szCs w:val="40"/>
               </w:rPr>
               <w:t xml:space="preserve"> jR—ixd</w:t>
             </w:r>
@@ -7497,17 +7224,15 @@
                 <w:color w:val="000000"/>
                 <w:sz w:val="26"/>
                 <w:szCs w:val="40"/>
-                <w:lang w:val="it-IT"/>
-              </w:rPr>
-              <w:t>–</w:t>
-            </w:r>
-            <w:r>
-              <w:rPr>
-                <w:rFonts w:ascii="BRH Malayalam Extra" w:hAnsi="BRH Malayalam Extra" w:cs="BRH Malayalam Extra"/>
-                <w:color w:val="000000"/>
-                <w:sz w:val="32"/>
-                <w:szCs w:val="40"/>
-                <w:lang w:val="it-IT"/>
+              </w:rPr>
+              <w:t>–</w:t>
+            </w:r>
+            <w:r>
+              <w:rPr>
+                <w:rFonts w:ascii="BRH Malayalam Extra" w:hAnsi="BRH Malayalam Extra" w:cs="BRH Malayalam Extra"/>
+                <w:color w:val="000000"/>
+                <w:sz w:val="32"/>
+                <w:szCs w:val="40"/>
               </w:rPr>
               <w:t xml:space="preserve">I </w:t>
             </w:r>
@@ -7516,7 +7241,6 @@
                 <w:rFonts w:ascii="BRH Devanagari Extra" w:hAnsi="BRH Devanagari Extra" w:cs="BRH Malayalam Extra"/>
                 <w:color w:val="000000"/>
                 <w:szCs w:val="40"/>
-                <w:lang w:val="it-IT"/>
               </w:rPr>
               <w:t>Æ</w:t>
             </w:r>
@@ -7526,7 +7250,6 @@
                 <w:color w:val="000000"/>
                 <w:sz w:val="32"/>
                 <w:szCs w:val="40"/>
-                <w:lang w:val="it-IT"/>
               </w:rPr>
               <w:t>jR—ix</w:t>
             </w:r>
@@ -7537,7 +7260,6 @@
                 <w:sz w:val="32"/>
                 <w:szCs w:val="40"/>
                 <w:highlight w:val="yellow"/>
-                <w:lang w:val="it-IT"/>
               </w:rPr>
               <w:t>d</w:t>
             </w:r>
@@ -7548,7 +7270,6 @@
                 <w:sz w:val="26"/>
                 <w:szCs w:val="40"/>
                 <w:highlight w:val="yellow"/>
-                <w:lang w:val="it-IT"/>
               </w:rPr>
               <w:t>–</w:t>
             </w:r>
@@ -7559,7 +7280,6 @@
                 <w:sz w:val="32"/>
                 <w:szCs w:val="40"/>
                 <w:highlight w:val="yellow"/>
-                <w:lang w:val="it-IT"/>
               </w:rPr>
               <w:t>(³§)</w:t>
             </w:r>
@@ -7570,7 +7290,6 @@
                 <w:sz w:val="26"/>
                 <w:szCs w:val="40"/>
                 <w:highlight w:val="yellow"/>
-                <w:lang w:val="it-IT"/>
               </w:rPr>
               <w:t>–</w:t>
             </w:r>
@@ -7581,7 +7300,6 @@
                 <w:sz w:val="32"/>
                 <w:szCs w:val="40"/>
                 <w:highlight w:val="yellow"/>
-                <w:lang w:val="it-IT"/>
               </w:rPr>
               <w:t xml:space="preserve"> sI</w:t>
             </w:r>
@@ -7591,7 +7309,6 @@
                 <w:color w:val="000000"/>
                 <w:sz w:val="32"/>
                 <w:szCs w:val="40"/>
-                <w:lang w:val="it-IT"/>
               </w:rPr>
               <w:t>hp</w:t>
             </w:r>
@@ -7602,7 +7319,6 @@
                 <w:sz w:val="32"/>
                 <w:szCs w:val="40"/>
                 <w:highlight w:val="yellow"/>
-                <w:lang w:val="it-IT"/>
               </w:rPr>
               <w:t>—Ç¦</w:t>
             </w:r>
@@ -7613,7 +7329,6 @@
                 <w:sz w:val="26"/>
                 <w:szCs w:val="40"/>
                 <w:highlight w:val="yellow"/>
-                <w:lang w:val="it-IT"/>
               </w:rPr>
               <w:t>–</w:t>
             </w:r>
@@ -7624,7 +7339,6 @@
                 <w:sz w:val="32"/>
                 <w:szCs w:val="40"/>
                 <w:highlight w:val="yellow"/>
-                <w:lang w:val="it-IT"/>
               </w:rPr>
               <w:t xml:space="preserve"> </w:t>
             </w:r>
@@ -7635,7 +7349,6 @@
                 <w:sz w:val="32"/>
                 <w:szCs w:val="40"/>
                 <w:highlight w:val="yellow"/>
-                <w:lang w:val="it-IT"/>
               </w:rPr>
               <w:lastRenderedPageBreak/>
               <w:t>sI</w:t>
@@ -7646,7 +7359,6 @@
                 <w:color w:val="000000"/>
                 <w:sz w:val="32"/>
                 <w:szCs w:val="40"/>
-                <w:lang w:val="it-IT"/>
               </w:rPr>
               <w:t>hp—Ç¦</w:t>
             </w:r>
@@ -7656,35 +7368,18 @@
                 <w:color w:val="000000"/>
                 <w:sz w:val="26"/>
                 <w:szCs w:val="40"/>
-                <w:lang w:val="it-IT"/>
-              </w:rPr>
-              <w:t>–</w:t>
-            </w:r>
-            <w:r>
-              <w:rPr>
-                <w:rFonts w:ascii="BRH Malayalam Extra" w:hAnsi="BRH Malayalam Extra" w:cs="BRH Malayalam Extra"/>
-                <w:color w:val="000000"/>
-                <w:sz w:val="32"/>
-                <w:szCs w:val="40"/>
-                <w:lang w:val="it-IT"/>
+              </w:rPr>
+              <w:t>–</w:t>
+            </w:r>
+            <w:r>
+              <w:rPr>
+                <w:rFonts w:ascii="BRH Malayalam Extra" w:hAnsi="BRH Malayalam Extra" w:cs="BRH Malayalam Extra"/>
+                <w:color w:val="000000"/>
+                <w:sz w:val="32"/>
+                <w:szCs w:val="40"/>
               </w:rPr>
               <w:t xml:space="preserve"> jR—ixdI | </w:t>
             </w:r>
-          </w:p>
-          <w:p>
-            <w:pPr>
-              <w:widowControl w:val="0"/>
-              <w:autoSpaceDE w:val="0"/>
-              <w:autoSpaceDN w:val="0"/>
-              <w:adjustRightInd w:val="0"/>
-              <w:spacing w:before="0" w:line="240" w:lineRule="auto"/>
-              <w:rPr>
-                <w:rFonts w:cs="BRH Malayalam Extra"/>
-                <w:color w:val="000000"/>
-                <w:szCs w:val="40"/>
-                <w:lang w:val="it-IT"/>
-              </w:rPr>
-            </w:pPr>
           </w:p>
         </w:tc>
         <w:tc>
@@ -7703,7 +7398,6 @@
                 <w:color w:val="000000"/>
                 <w:sz w:val="32"/>
                 <w:szCs w:val="40"/>
-                <w:lang w:val="it-IT"/>
               </w:rPr>
             </w:pPr>
             <w:r>
@@ -7711,7 +7405,6 @@
                 <w:rFonts w:cs="BRH Malayalam Extra"/>
                 <w:color w:val="000000"/>
                 <w:szCs w:val="40"/>
-                <w:lang w:val="it-IT"/>
               </w:rPr>
               <w:lastRenderedPageBreak/>
               <w:t>60</w:t>
@@ -7722,7 +7415,6 @@
                 <w:color w:val="000000"/>
                 <w:sz w:val="32"/>
                 <w:szCs w:val="40"/>
-                <w:lang w:val="it-IT"/>
               </w:rPr>
               <w:t>)</w:t>
             </w:r>
@@ -7732,7 +7424,6 @@
                 <w:color w:val="000000"/>
                 <w:sz w:val="32"/>
                 <w:szCs w:val="40"/>
-                <w:lang w:val="it-IT"/>
               </w:rPr>
               <w:tab/>
             </w:r>
@@ -7741,7 +7432,6 @@
                 <w:rFonts w:cs="BRH Malayalam Extra"/>
                 <w:color w:val="000000"/>
                 <w:szCs w:val="40"/>
-                <w:lang w:val="it-IT"/>
               </w:rPr>
               <w:t>2</w:t>
             </w:r>
@@ -7751,7 +7441,6 @@
                 <w:color w:val="000000"/>
                 <w:sz w:val="32"/>
                 <w:szCs w:val="40"/>
-                <w:lang w:val="it-IT"/>
               </w:rPr>
               <w:t>.</w:t>
             </w:r>
@@ -7760,7 +7449,6 @@
                 <w:rFonts w:cs="BRH Malayalam Extra"/>
                 <w:color w:val="000000"/>
                 <w:szCs w:val="40"/>
-                <w:lang w:val="it-IT"/>
               </w:rPr>
               <w:t>2</w:t>
             </w:r>
@@ -7770,7 +7458,6 @@
                 <w:color w:val="000000"/>
                 <w:sz w:val="32"/>
                 <w:szCs w:val="40"/>
-                <w:lang w:val="it-IT"/>
               </w:rPr>
               <w:t>.</w:t>
             </w:r>
@@ -7779,7 +7466,6 @@
                 <w:rFonts w:cs="BRH Malayalam Extra"/>
                 <w:color w:val="000000"/>
                 <w:szCs w:val="40"/>
-                <w:lang w:val="it-IT"/>
               </w:rPr>
               <w:t>4</w:t>
             </w:r>
@@ -7789,7 +7475,6 @@
                 <w:color w:val="000000"/>
                 <w:sz w:val="32"/>
                 <w:szCs w:val="40"/>
-                <w:lang w:val="it-IT"/>
               </w:rPr>
               <w:t>.</w:t>
             </w:r>
@@ -7798,7 +7483,6 @@
                 <w:rFonts w:cs="BRH Malayalam Extra"/>
                 <w:color w:val="000000"/>
                 <w:szCs w:val="40"/>
-                <w:lang w:val="it-IT"/>
               </w:rPr>
               <w:t>6</w:t>
             </w:r>
@@ -7808,7 +7492,6 @@
                 <w:color w:val="000000"/>
                 <w:sz w:val="32"/>
                 <w:szCs w:val="40"/>
-                <w:lang w:val="it-IT"/>
               </w:rPr>
               <w:t>(</w:t>
             </w:r>
@@ -7817,7 +7500,6 @@
                 <w:rFonts w:cs="BRH Malayalam Extra"/>
                 <w:color w:val="000000"/>
                 <w:szCs w:val="40"/>
-                <w:lang w:val="it-IT"/>
               </w:rPr>
               <w:t>48</w:t>
             </w:r>
@@ -7827,7 +7509,6 @@
                 <w:color w:val="000000"/>
                 <w:sz w:val="32"/>
                 <w:szCs w:val="40"/>
-                <w:lang w:val="it-IT"/>
               </w:rPr>
               <w:t>)-  Z¦ | sI</w:t>
             </w:r>
@@ -7837,17 +7518,15 @@
                 <w:color w:val="000000"/>
                 <w:sz w:val="26"/>
                 <w:szCs w:val="40"/>
-                <w:lang w:val="it-IT"/>
-              </w:rPr>
-              <w:t>–</w:t>
-            </w:r>
-            <w:r>
-              <w:rPr>
-                <w:rFonts w:ascii="BRH Malayalam Extra" w:hAnsi="BRH Malayalam Extra" w:cs="BRH Malayalam Extra"/>
-                <w:color w:val="000000"/>
-                <w:sz w:val="32"/>
-                <w:szCs w:val="40"/>
-                <w:lang w:val="it-IT"/>
+              </w:rPr>
+              <w:t>–</w:t>
+            </w:r>
+            <w:r>
+              <w:rPr>
+                <w:rFonts w:ascii="BRH Malayalam Extra" w:hAnsi="BRH Malayalam Extra" w:cs="BRH Malayalam Extra"/>
+                <w:color w:val="000000"/>
+                <w:sz w:val="32"/>
+                <w:szCs w:val="40"/>
               </w:rPr>
               <w:t xml:space="preserve">hp—Ç¦ | </w:t>
             </w:r>
@@ -7864,7 +7543,6 @@
                 <w:color w:val="000000"/>
                 <w:sz w:val="32"/>
                 <w:szCs w:val="40"/>
-                <w:lang w:val="it-IT"/>
               </w:rPr>
             </w:pPr>
             <w:r>
@@ -7873,7 +7551,6 @@
                 <w:color w:val="000000"/>
                 <w:sz w:val="32"/>
                 <w:szCs w:val="40"/>
-                <w:lang w:val="it-IT"/>
               </w:rPr>
               <w:t xml:space="preserve">Z¦ </w:t>
             </w:r>
@@ -7884,7 +7561,6 @@
                 <w:sz w:val="32"/>
                 <w:szCs w:val="40"/>
                 <w:highlight w:val="green"/>
-                <w:lang w:val="it-IT"/>
               </w:rPr>
               <w:t>s</w:t>
             </w:r>
@@ -7895,17 +7571,15 @@
                 <w:sz w:val="26"/>
                 <w:szCs w:val="40"/>
                 <w:highlight w:val="green"/>
-                <w:lang w:val="it-IT"/>
-              </w:rPr>
-              <w:t>–</w:t>
-            </w:r>
-            <w:r>
-              <w:rPr>
-                <w:rFonts w:ascii="BRH Malayalam Extra" w:hAnsi="BRH Malayalam Extra" w:cs="BRH Malayalam Extra"/>
-                <w:color w:val="000000"/>
-                <w:sz w:val="32"/>
-                <w:szCs w:val="40"/>
-                <w:lang w:val="it-IT"/>
+              </w:rPr>
+              <w:t>–</w:t>
+            </w:r>
+            <w:r>
+              <w:rPr>
+                <w:rFonts w:ascii="BRH Malayalam Extra" w:hAnsi="BRH Malayalam Extra" w:cs="BRH Malayalam Extra"/>
+                <w:color w:val="000000"/>
+                <w:sz w:val="32"/>
+                <w:szCs w:val="40"/>
               </w:rPr>
               <w:t>Ihp—</w:t>
             </w:r>
@@ -7916,7 +7590,6 @@
                 <w:sz w:val="32"/>
                 <w:szCs w:val="40"/>
                 <w:highlight w:val="green"/>
-                <w:lang w:val="it-IT"/>
               </w:rPr>
               <w:t>Ç¦ s</w:t>
             </w:r>
@@ -7927,7 +7600,6 @@
                 <w:sz w:val="26"/>
                 <w:szCs w:val="40"/>
                 <w:highlight w:val="green"/>
-                <w:lang w:val="it-IT"/>
               </w:rPr>
               <w:t>–</w:t>
             </w:r>
@@ -7938,7 +7610,6 @@
                 <w:sz w:val="32"/>
                 <w:szCs w:val="40"/>
                 <w:highlight w:val="green"/>
-                <w:lang w:val="it-IT"/>
               </w:rPr>
               <w:t>I</w:t>
             </w:r>
@@ -7948,7 +7619,6 @@
                 <w:color w:val="000000"/>
                 <w:sz w:val="32"/>
                 <w:szCs w:val="40"/>
-                <w:lang w:val="it-IT"/>
               </w:rPr>
               <w:t>hp—Ç¦</w:t>
             </w:r>
@@ -7958,17 +7628,15 @@
                 <w:color w:val="000000"/>
                 <w:sz w:val="26"/>
                 <w:szCs w:val="40"/>
-                <w:lang w:val="it-IT"/>
-              </w:rPr>
-              <w:t>–</w:t>
-            </w:r>
-            <w:r>
-              <w:rPr>
-                <w:rFonts w:ascii="BRH Malayalam Extra" w:hAnsi="BRH Malayalam Extra" w:cs="BRH Malayalam Extra"/>
-                <w:color w:val="000000"/>
-                <w:sz w:val="32"/>
-                <w:szCs w:val="40"/>
-                <w:lang w:val="it-IT"/>
+              </w:rPr>
+              <w:t>–</w:t>
+            </w:r>
+            <w:r>
+              <w:rPr>
+                <w:rFonts w:ascii="BRH Malayalam Extra" w:hAnsi="BRH Malayalam Extra" w:cs="BRH Malayalam Extra"/>
+                <w:color w:val="000000"/>
+                <w:sz w:val="32"/>
+                <w:szCs w:val="40"/>
               </w:rPr>
               <w:t xml:space="preserve"> Z¦ Z¦ </w:t>
             </w:r>
@@ -7985,7 +7653,6 @@
                 <w:color w:val="000000"/>
                 <w:sz w:val="32"/>
                 <w:szCs w:val="40"/>
-                <w:lang w:val="it-IT"/>
               </w:rPr>
             </w:pPr>
             <w:r>
@@ -7995,7 +7662,6 @@
                 <w:sz w:val="32"/>
                 <w:szCs w:val="40"/>
                 <w:highlight w:val="green"/>
-                <w:lang w:val="it-IT"/>
               </w:rPr>
               <w:t>s</w:t>
             </w:r>
@@ -8006,7 +7672,6 @@
                 <w:sz w:val="26"/>
                 <w:szCs w:val="40"/>
                 <w:highlight w:val="green"/>
-                <w:lang w:val="it-IT"/>
               </w:rPr>
               <w:t>–</w:t>
             </w:r>
@@ -8017,7 +7682,6 @@
                 <w:sz w:val="32"/>
                 <w:szCs w:val="40"/>
                 <w:highlight w:val="green"/>
-                <w:lang w:val="it-IT"/>
               </w:rPr>
               <w:t>I</w:t>
             </w:r>
@@ -8027,7 +7691,6 @@
                 <w:color w:val="000000"/>
                 <w:sz w:val="32"/>
                 <w:szCs w:val="40"/>
-                <w:lang w:val="it-IT"/>
               </w:rPr>
               <w:t xml:space="preserve">hp—Ç¦ | </w:t>
             </w:r>
@@ -8044,7 +7707,6 @@
                 <w:color w:val="000000"/>
                 <w:sz w:val="32"/>
                 <w:szCs w:val="40"/>
-                <w:lang w:val="it-IT"/>
               </w:rPr>
             </w:pPr>
             <w:r>
@@ -8052,7 +7714,6 @@
                 <w:rFonts w:cs="BRH Malayalam Extra"/>
                 <w:color w:val="000000"/>
                 <w:szCs w:val="40"/>
-                <w:lang w:val="it-IT"/>
               </w:rPr>
               <w:t>61</w:t>
             </w:r>
@@ -8062,7 +7723,6 @@
                 <w:color w:val="000000"/>
                 <w:sz w:val="32"/>
                 <w:szCs w:val="40"/>
-                <w:lang w:val="it-IT"/>
               </w:rPr>
               <w:t>)</w:t>
             </w:r>
@@ -8072,7 +7732,6 @@
                 <w:color w:val="000000"/>
                 <w:sz w:val="32"/>
                 <w:szCs w:val="40"/>
-                <w:lang w:val="it-IT"/>
               </w:rPr>
               <w:tab/>
             </w:r>
@@ -8081,7 +7740,6 @@
                 <w:rFonts w:cs="BRH Malayalam Extra"/>
                 <w:color w:val="000000"/>
                 <w:szCs w:val="40"/>
-                <w:lang w:val="it-IT"/>
               </w:rPr>
               <w:t>2</w:t>
             </w:r>
@@ -8091,7 +7749,6 @@
                 <w:color w:val="000000"/>
                 <w:sz w:val="32"/>
                 <w:szCs w:val="40"/>
-                <w:lang w:val="it-IT"/>
               </w:rPr>
               <w:t>.</w:t>
             </w:r>
@@ -8100,7 +7757,6 @@
                 <w:rFonts w:cs="BRH Malayalam Extra"/>
                 <w:color w:val="000000"/>
                 <w:szCs w:val="40"/>
-                <w:lang w:val="it-IT"/>
               </w:rPr>
               <w:t>2</w:t>
             </w:r>
@@ -8110,7 +7766,6 @@
                 <w:color w:val="000000"/>
                 <w:sz w:val="32"/>
                 <w:szCs w:val="40"/>
-                <w:lang w:val="it-IT"/>
               </w:rPr>
               <w:t>.</w:t>
             </w:r>
@@ -8119,7 +7774,6 @@
                 <w:rFonts w:cs="BRH Malayalam Extra"/>
                 <w:color w:val="000000"/>
                 <w:szCs w:val="40"/>
-                <w:lang w:val="it-IT"/>
               </w:rPr>
               <w:t>4</w:t>
             </w:r>
@@ -8129,7 +7783,6 @@
                 <w:color w:val="000000"/>
                 <w:sz w:val="32"/>
                 <w:szCs w:val="40"/>
-                <w:lang w:val="it-IT"/>
               </w:rPr>
               <w:t>.</w:t>
             </w:r>
@@ -8138,7 +7791,6 @@
                 <w:rFonts w:cs="BRH Malayalam Extra"/>
                 <w:color w:val="000000"/>
                 <w:szCs w:val="40"/>
-                <w:lang w:val="it-IT"/>
               </w:rPr>
               <w:t>6</w:t>
             </w:r>
@@ -8148,7 +7800,6 @@
                 <w:color w:val="000000"/>
                 <w:sz w:val="32"/>
                 <w:szCs w:val="40"/>
-                <w:lang w:val="it-IT"/>
               </w:rPr>
               <w:t>(</w:t>
             </w:r>
@@ -8157,7 +7808,6 @@
                 <w:rFonts w:cs="BRH Malayalam Extra"/>
                 <w:color w:val="000000"/>
                 <w:szCs w:val="40"/>
-                <w:lang w:val="it-IT"/>
               </w:rPr>
               <w:t>49</w:t>
             </w:r>
@@ -8167,7 +7817,6 @@
                 <w:color w:val="000000"/>
                 <w:sz w:val="32"/>
                 <w:szCs w:val="40"/>
-                <w:lang w:val="it-IT"/>
               </w:rPr>
               <w:t>)-  sI</w:t>
             </w:r>
@@ -8177,17 +7826,15 @@
                 <w:color w:val="000000"/>
                 <w:sz w:val="26"/>
                 <w:szCs w:val="40"/>
-                <w:lang w:val="it-IT"/>
-              </w:rPr>
-              <w:t>–</w:t>
-            </w:r>
-            <w:r>
-              <w:rPr>
-                <w:rFonts w:ascii="BRH Malayalam Extra" w:hAnsi="BRH Malayalam Extra" w:cs="BRH Malayalam Extra"/>
-                <w:color w:val="000000"/>
-                <w:sz w:val="32"/>
-                <w:szCs w:val="40"/>
-                <w:lang w:val="it-IT"/>
+              </w:rPr>
+              <w:t>–</w:t>
+            </w:r>
+            <w:r>
+              <w:rPr>
+                <w:rFonts w:ascii="BRH Malayalam Extra" w:hAnsi="BRH Malayalam Extra" w:cs="BRH Malayalam Extra"/>
+                <w:color w:val="000000"/>
+                <w:sz w:val="32"/>
+                <w:szCs w:val="40"/>
               </w:rPr>
               <w:t>hp—Ç¦ | jR—ixdI |</w:t>
             </w:r>
@@ -8200,11 +7847,9 @@
               <w:adjustRightInd w:val="0"/>
               <w:spacing w:before="0" w:line="240" w:lineRule="auto"/>
               <w:rPr>
-                <w:rFonts w:ascii="BRH Malayalam Extra" w:hAnsi="BRH Malayalam Extra" w:cs="BRH Malayalam Extra"/>
-                <w:color w:val="000000"/>
-                <w:sz w:val="32"/>
-                <w:szCs w:val="40"/>
-                <w:lang w:val="it-IT"/>
+                <w:rFonts w:cs="BRH Malayalam Extra"/>
+                <w:color w:val="000000"/>
+                <w:szCs w:val="40"/>
               </w:rPr>
             </w:pPr>
             <w:r>
@@ -8214,7 +7859,6 @@
                 <w:sz w:val="32"/>
                 <w:szCs w:val="40"/>
                 <w:highlight w:val="green"/>
-                <w:lang w:val="it-IT"/>
               </w:rPr>
               <w:t>s</w:t>
             </w:r>
@@ -8225,7 +7869,6 @@
                 <w:sz w:val="26"/>
                 <w:szCs w:val="40"/>
                 <w:highlight w:val="green"/>
-                <w:lang w:val="it-IT"/>
               </w:rPr>
               <w:t>–</w:t>
             </w:r>
@@ -8236,7 +7879,6 @@
                 <w:sz w:val="32"/>
                 <w:szCs w:val="40"/>
                 <w:highlight w:val="green"/>
-                <w:lang w:val="it-IT"/>
               </w:rPr>
               <w:t>I</w:t>
             </w:r>
@@ -8246,7 +7888,6 @@
                 <w:color w:val="000000"/>
                 <w:sz w:val="32"/>
                 <w:szCs w:val="40"/>
-                <w:lang w:val="it-IT"/>
               </w:rPr>
               <w:t>hp—Ç¦</w:t>
             </w:r>
@@ -8256,17 +7897,15 @@
                 <w:color w:val="000000"/>
                 <w:sz w:val="26"/>
                 <w:szCs w:val="40"/>
-                <w:lang w:val="it-IT"/>
-              </w:rPr>
-              <w:t>–</w:t>
-            </w:r>
-            <w:r>
-              <w:rPr>
-                <w:rFonts w:ascii="BRH Malayalam Extra" w:hAnsi="BRH Malayalam Extra" w:cs="BRH Malayalam Extra"/>
-                <w:color w:val="000000"/>
-                <w:sz w:val="32"/>
-                <w:szCs w:val="40"/>
-                <w:lang w:val="it-IT"/>
+              </w:rPr>
+              <w:t>–</w:t>
+            </w:r>
+            <w:r>
+              <w:rPr>
+                <w:rFonts w:ascii="BRH Malayalam Extra" w:hAnsi="BRH Malayalam Extra" w:cs="BRH Malayalam Extra"/>
+                <w:color w:val="000000"/>
+                <w:sz w:val="32"/>
+                <w:szCs w:val="40"/>
               </w:rPr>
               <w:t xml:space="preserve"> jR—ixd</w:t>
             </w:r>
@@ -8276,17 +7915,15 @@
                 <w:color w:val="000000"/>
                 <w:sz w:val="26"/>
                 <w:szCs w:val="40"/>
-                <w:lang w:val="it-IT"/>
-              </w:rPr>
-              <w:t>–</w:t>
-            </w:r>
-            <w:r>
-              <w:rPr>
-                <w:rFonts w:ascii="BRH Malayalam Extra" w:hAnsi="BRH Malayalam Extra" w:cs="BRH Malayalam Extra"/>
-                <w:color w:val="000000"/>
-                <w:sz w:val="32"/>
-                <w:szCs w:val="40"/>
-                <w:lang w:val="it-IT"/>
+              </w:rPr>
+              <w:t>–</w:t>
+            </w:r>
+            <w:r>
+              <w:rPr>
+                <w:rFonts w:ascii="BRH Malayalam Extra" w:hAnsi="BRH Malayalam Extra" w:cs="BRH Malayalam Extra"/>
+                <w:color w:val="000000"/>
+                <w:sz w:val="32"/>
+                <w:szCs w:val="40"/>
               </w:rPr>
               <w:t xml:space="preserve">I </w:t>
             </w:r>
@@ -8295,7 +7932,6 @@
                 <w:rFonts w:ascii="BRH Devanagari Extra" w:hAnsi="BRH Devanagari Extra" w:cs="BRH Malayalam Extra"/>
                 <w:color w:val="000000"/>
                 <w:szCs w:val="40"/>
-                <w:lang w:val="it-IT"/>
               </w:rPr>
               <w:t>Æ</w:t>
             </w:r>
@@ -8305,7 +7941,6 @@
                 <w:color w:val="000000"/>
                 <w:sz w:val="32"/>
                 <w:szCs w:val="40"/>
-                <w:lang w:val="it-IT"/>
               </w:rPr>
               <w:t>jR—ix</w:t>
             </w:r>
@@ -8316,7 +7951,6 @@
                 <w:sz w:val="32"/>
                 <w:szCs w:val="40"/>
                 <w:highlight w:val="green"/>
-                <w:lang w:val="it-IT"/>
               </w:rPr>
               <w:t>d(³§) sI</w:t>
             </w:r>
@@ -8327,17 +7961,15 @@
                 <w:sz w:val="26"/>
                 <w:szCs w:val="40"/>
                 <w:highlight w:val="green"/>
-                <w:lang w:val="it-IT"/>
-              </w:rPr>
-              <w:t>–</w:t>
-            </w:r>
-            <w:r>
-              <w:rPr>
-                <w:rFonts w:ascii="BRH Malayalam Extra" w:hAnsi="BRH Malayalam Extra" w:cs="BRH Malayalam Extra"/>
-                <w:color w:val="000000"/>
-                <w:sz w:val="32"/>
-                <w:szCs w:val="40"/>
-                <w:lang w:val="it-IT"/>
+              </w:rPr>
+              <w:t>–</w:t>
+            </w:r>
+            <w:r>
+              <w:rPr>
+                <w:rFonts w:ascii="BRH Malayalam Extra" w:hAnsi="BRH Malayalam Extra" w:cs="BRH Malayalam Extra"/>
+                <w:color w:val="000000"/>
+                <w:sz w:val="32"/>
+                <w:szCs w:val="40"/>
               </w:rPr>
               <w:t>hp</w:t>
             </w:r>
@@ -8348,7 +7980,6 @@
                 <w:sz w:val="32"/>
                 <w:szCs w:val="40"/>
                 <w:highlight w:val="yellow"/>
-                <w:lang w:val="it-IT"/>
               </w:rPr>
               <w:t>—</w:t>
             </w:r>
@@ -8359,7 +7990,6 @@
                 <w:sz w:val="32"/>
                 <w:szCs w:val="40"/>
                 <w:highlight w:val="green"/>
-                <w:lang w:val="it-IT"/>
               </w:rPr>
               <w:t>Ç¦ s</w:t>
             </w:r>
@@ -8370,7 +8000,6 @@
                 <w:sz w:val="26"/>
                 <w:szCs w:val="40"/>
                 <w:highlight w:val="green"/>
-                <w:lang w:val="it-IT"/>
               </w:rPr>
               <w:t>–</w:t>
             </w:r>
@@ -8381,7 +8010,6 @@
                 <w:sz w:val="32"/>
                 <w:szCs w:val="40"/>
                 <w:highlight w:val="green"/>
-                <w:lang w:val="it-IT"/>
               </w:rPr>
               <w:lastRenderedPageBreak/>
               <w:t>I</w:t>
@@ -8392,7 +8020,6 @@
                 <w:color w:val="000000"/>
                 <w:sz w:val="32"/>
                 <w:szCs w:val="40"/>
-                <w:lang w:val="it-IT"/>
               </w:rPr>
               <w:t>hp—Ç¦</w:t>
             </w:r>
@@ -8402,35 +8029,18 @@
                 <w:color w:val="000000"/>
                 <w:sz w:val="26"/>
                 <w:szCs w:val="40"/>
-                <w:lang w:val="it-IT"/>
-              </w:rPr>
-              <w:t>–</w:t>
-            </w:r>
-            <w:r>
-              <w:rPr>
-                <w:rFonts w:ascii="BRH Malayalam Extra" w:hAnsi="BRH Malayalam Extra" w:cs="BRH Malayalam Extra"/>
-                <w:color w:val="000000"/>
-                <w:sz w:val="32"/>
-                <w:szCs w:val="40"/>
-                <w:lang w:val="it-IT"/>
+              </w:rPr>
+              <w:t>–</w:t>
+            </w:r>
+            <w:r>
+              <w:rPr>
+                <w:rFonts w:ascii="BRH Malayalam Extra" w:hAnsi="BRH Malayalam Extra" w:cs="BRH Malayalam Extra"/>
+                <w:color w:val="000000"/>
+                <w:sz w:val="32"/>
+                <w:szCs w:val="40"/>
               </w:rPr>
               <w:t xml:space="preserve"> jR—ixdI | </w:t>
             </w:r>
-          </w:p>
-          <w:p>
-            <w:pPr>
-              <w:widowControl w:val="0"/>
-              <w:autoSpaceDE w:val="0"/>
-              <w:autoSpaceDN w:val="0"/>
-              <w:adjustRightInd w:val="0"/>
-              <w:spacing w:before="0" w:line="240" w:lineRule="auto"/>
-              <w:rPr>
-                <w:rFonts w:cs="BRH Malayalam Extra"/>
-                <w:color w:val="000000"/>
-                <w:szCs w:val="40"/>
-                <w:lang w:val="it-IT"/>
-              </w:rPr>
-            </w:pPr>
           </w:p>
         </w:tc>
       </w:tr>
@@ -8454,7 +8064,6 @@
                 <w:color w:val="000000"/>
                 <w:sz w:val="32"/>
                 <w:szCs w:val="40"/>
-                <w:lang w:val="it-IT"/>
               </w:rPr>
             </w:pPr>
             <w:r>
@@ -8462,7 +8071,6 @@
                 <w:rFonts w:cs="BRH Malayalam Extra"/>
                 <w:color w:val="000000"/>
                 <w:szCs w:val="40"/>
-                <w:lang w:val="it-IT"/>
               </w:rPr>
               <w:lastRenderedPageBreak/>
               <w:t>22</w:t>
@@ -8473,7 +8081,6 @@
                 <w:color w:val="000000"/>
                 <w:sz w:val="32"/>
                 <w:szCs w:val="40"/>
-                <w:lang w:val="it-IT"/>
               </w:rPr>
               <w:t>)</w:t>
             </w:r>
@@ -8483,7 +8090,6 @@
                 <w:color w:val="000000"/>
                 <w:sz w:val="32"/>
                 <w:szCs w:val="40"/>
-                <w:lang w:val="it-IT"/>
               </w:rPr>
               <w:tab/>
             </w:r>
@@ -8492,7 +8098,6 @@
                 <w:rFonts w:cs="BRH Malayalam Extra"/>
                 <w:color w:val="000000"/>
                 <w:szCs w:val="40"/>
-                <w:lang w:val="it-IT"/>
               </w:rPr>
               <w:t>2</w:t>
             </w:r>
@@ -8502,7 +8107,6 @@
                 <w:color w:val="000000"/>
                 <w:sz w:val="32"/>
                 <w:szCs w:val="40"/>
-                <w:lang w:val="it-IT"/>
               </w:rPr>
               <w:t>.</w:t>
             </w:r>
@@ -8511,7 +8115,6 @@
                 <w:rFonts w:cs="BRH Malayalam Extra"/>
                 <w:color w:val="000000"/>
                 <w:szCs w:val="40"/>
-                <w:lang w:val="it-IT"/>
               </w:rPr>
               <w:t>2</w:t>
             </w:r>
@@ -8521,7 +8124,6 @@
                 <w:color w:val="000000"/>
                 <w:sz w:val="32"/>
                 <w:szCs w:val="40"/>
-                <w:lang w:val="it-IT"/>
               </w:rPr>
               <w:t>.</w:t>
             </w:r>
@@ -8530,7 +8132,6 @@
                 <w:rFonts w:cs="BRH Malayalam Extra"/>
                 <w:color w:val="000000"/>
                 <w:szCs w:val="40"/>
-                <w:lang w:val="it-IT"/>
               </w:rPr>
               <w:t>4</w:t>
             </w:r>
@@ -8540,7 +8141,6 @@
                 <w:color w:val="000000"/>
                 <w:sz w:val="32"/>
                 <w:szCs w:val="40"/>
-                <w:lang w:val="it-IT"/>
               </w:rPr>
               <w:t>.</w:t>
             </w:r>
@@ -8549,7 +8149,6 @@
                 <w:rFonts w:cs="BRH Malayalam Extra"/>
                 <w:color w:val="000000"/>
                 <w:szCs w:val="40"/>
-                <w:lang w:val="it-IT"/>
               </w:rPr>
               <w:t>7</w:t>
             </w:r>
@@ -8559,7 +8158,6 @@
                 <w:color w:val="000000"/>
                 <w:sz w:val="32"/>
                 <w:szCs w:val="40"/>
-                <w:lang w:val="it-IT"/>
               </w:rPr>
               <w:t>(</w:t>
             </w:r>
@@ -8568,7 +8166,6 @@
                 <w:rFonts w:cs="BRH Malayalam Extra"/>
                 <w:color w:val="000000"/>
                 <w:szCs w:val="40"/>
-                <w:lang w:val="it-IT"/>
               </w:rPr>
               <w:t>18</w:t>
             </w:r>
@@ -8578,7 +8175,6 @@
                 <w:color w:val="000000"/>
                 <w:sz w:val="32"/>
                 <w:szCs w:val="40"/>
-                <w:lang w:val="it-IT"/>
               </w:rPr>
               <w:t>)-  B | E</w:t>
             </w:r>
@@ -8588,17 +8184,15 @@
                 <w:color w:val="000000"/>
                 <w:sz w:val="26"/>
                 <w:szCs w:val="40"/>
-                <w:lang w:val="it-IT"/>
-              </w:rPr>
-              <w:t>–</w:t>
-            </w:r>
-            <w:r>
-              <w:rPr>
-                <w:rFonts w:ascii="BRH Malayalam Extra" w:hAnsi="BRH Malayalam Extra" w:cs="BRH Malayalam Extra"/>
-                <w:color w:val="000000"/>
-                <w:sz w:val="32"/>
-                <w:szCs w:val="40"/>
-                <w:lang w:val="it-IT"/>
+              </w:rPr>
+              <w:t>–</w:t>
+            </w:r>
+            <w:r>
+              <w:rPr>
+                <w:rFonts w:ascii="BRH Malayalam Extra" w:hAnsi="BRH Malayalam Extra" w:cs="BRH Malayalam Extra"/>
+                <w:color w:val="000000"/>
+                <w:sz w:val="32"/>
+                <w:szCs w:val="40"/>
               </w:rPr>
               <w:t>Pâ</w:t>
             </w:r>
@@ -8608,17 +8202,15 @@
                 <w:color w:val="000000"/>
                 <w:sz w:val="26"/>
                 <w:szCs w:val="40"/>
-                <w:lang w:val="it-IT"/>
-              </w:rPr>
-              <w:t>–</w:t>
-            </w:r>
-            <w:r>
-              <w:rPr>
-                <w:rFonts w:ascii="BRH Malayalam Extra" w:hAnsi="BRH Malayalam Extra" w:cs="BRH Malayalam Extra"/>
-                <w:color w:val="000000"/>
-                <w:sz w:val="32"/>
-                <w:szCs w:val="40"/>
-                <w:lang w:val="it-IT"/>
+              </w:rPr>
+              <w:t>–</w:t>
+            </w:r>
+            <w:r>
+              <w:rPr>
+                <w:rFonts w:ascii="BRH Malayalam Extra" w:hAnsi="BRH Malayalam Extra" w:cs="BRH Malayalam Extra"/>
+                <w:color w:val="000000"/>
+                <w:sz w:val="32"/>
+                <w:szCs w:val="40"/>
               </w:rPr>
               <w:t>Zy</w:t>
             </w:r>
@@ -8628,17 +8220,15 @@
                 <w:color w:val="000000"/>
                 <w:sz w:val="26"/>
                 <w:szCs w:val="40"/>
-                <w:lang w:val="it-IT"/>
-              </w:rPr>
-              <w:t>–</w:t>
-            </w:r>
-            <w:r>
-              <w:rPr>
-                <w:rFonts w:ascii="BRH Malayalam Extra" w:hAnsi="BRH Malayalam Extra" w:cs="BRH Malayalam Extra"/>
-                <w:color w:val="000000"/>
-                <w:sz w:val="32"/>
-                <w:szCs w:val="40"/>
-                <w:lang w:val="it-IT"/>
+              </w:rPr>
+              <w:t>–</w:t>
+            </w:r>
+            <w:r>
+              <w:rPr>
+                <w:rFonts w:ascii="BRH Malayalam Extra" w:hAnsi="BRH Malayalam Extra" w:cs="BRH Malayalam Extra"/>
+                <w:color w:val="000000"/>
+                <w:sz w:val="32"/>
+                <w:szCs w:val="40"/>
               </w:rPr>
               <w:t xml:space="preserve"> |</w:t>
             </w:r>
@@ -8665,7 +8255,6 @@
                 <w:color w:val="000000"/>
                 <w:sz w:val="32"/>
                 <w:szCs w:val="40"/>
-                <w:lang w:val="it-IT"/>
               </w:rPr>
               <w:t>BªPâ— Zõ£</w:t>
             </w:r>
@@ -8676,7 +8265,6 @@
                 <w:sz w:val="32"/>
                 <w:szCs w:val="40"/>
                 <w:highlight w:val="yellow"/>
-                <w:lang w:val="it-IT"/>
               </w:rPr>
               <w:t>Pâ</w:t>
             </w:r>
@@ -8686,7 +8274,6 @@
                 <w:color w:val="000000"/>
                 <w:sz w:val="32"/>
                 <w:szCs w:val="40"/>
-                <w:lang w:val="it-IT"/>
               </w:rPr>
               <w:t xml:space="preserve"> Zõxª</w:t>
             </w:r>
@@ -8697,7 +8284,6 @@
                 <w:sz w:val="32"/>
                 <w:szCs w:val="40"/>
                 <w:highlight w:val="yellow"/>
-                <w:lang w:val="it-IT"/>
               </w:rPr>
               <w:t>P</w:t>
             </w:r>
@@ -8707,7 +8293,6 @@
                 <w:color w:val="000000"/>
                 <w:sz w:val="32"/>
                 <w:szCs w:val="40"/>
-                <w:lang w:val="it-IT"/>
               </w:rPr>
               <w:t xml:space="preserve">âZy | </w:t>
             </w:r>
@@ -9130,19 +8715,8 @@
                 <w:sz w:val="32"/>
                 <w:szCs w:val="40"/>
               </w:rPr>
-              <w:t>)</w:t>
-            </w:r>
-            <w:proofErr w:type="gramStart"/>
-            <w:r>
-              <w:rPr>
-                <w:rFonts w:ascii="BRH Malayalam Extra" w:hAnsi="BRH Malayalam Extra" w:cs="BRH Malayalam Extra"/>
-                <w:color w:val="000000"/>
-                <w:sz w:val="32"/>
-                <w:szCs w:val="40"/>
-              </w:rPr>
-              <w:t>-  C</w:t>
-            </w:r>
-            <w:proofErr w:type="gramEnd"/>
+              <w:t>)-  C</w:t>
+            </w:r>
             <w:r>
               <w:rPr>
                 <w:rFonts w:ascii="BRH Malayalam Extra" w:hAnsi="BRH Malayalam Extra" w:cs="BRH Malayalam Extra"/>
@@ -9378,19 +8952,8 @@
                 <w:sz w:val="32"/>
                 <w:szCs w:val="40"/>
               </w:rPr>
-              <w:t>)</w:t>
-            </w:r>
-            <w:proofErr w:type="gramStart"/>
-            <w:r>
-              <w:rPr>
-                <w:rFonts w:ascii="BRH Malayalam Extra" w:hAnsi="BRH Malayalam Extra" w:cs="BRH Malayalam Extra"/>
-                <w:color w:val="000000"/>
-                <w:sz w:val="32"/>
-                <w:szCs w:val="40"/>
-              </w:rPr>
-              <w:t>-  C</w:t>
-            </w:r>
-            <w:proofErr w:type="gramEnd"/>
+              <w:t>)-  C</w:t>
+            </w:r>
             <w:r>
               <w:rPr>
                 <w:rFonts w:ascii="BRH Malayalam Extra" w:hAnsi="BRH Malayalam Extra" w:cs="BRH Malayalam Extra"/>
@@ -9639,27 +9202,7 @@
                 <w:sz w:val="32"/>
                 <w:szCs w:val="40"/>
               </w:rPr>
-              <w:t>)</w:t>
-            </w:r>
-            <w:proofErr w:type="gramStart"/>
-            <w:r>
-              <w:rPr>
-                <w:rFonts w:ascii="BRH Malayalam Extra" w:hAnsi="BRH Malayalam Extra" w:cs="BRH Malayalam Extra"/>
-                <w:color w:val="000000"/>
-                <w:sz w:val="32"/>
-                <w:szCs w:val="40"/>
-              </w:rPr>
-              <w:t>-  CöÉx</w:t>
-            </w:r>
-            <w:proofErr w:type="gramEnd"/>
-            <w:r>
-              <w:rPr>
-                <w:rFonts w:ascii="BRH Malayalam Extra" w:hAnsi="BRH Malayalam Extra" w:cs="BRH Malayalam Extra"/>
-                <w:color w:val="000000"/>
-                <w:sz w:val="32"/>
-                <w:szCs w:val="40"/>
-              </w:rPr>
-              <w:t>—j | A</w:t>
+              <w:t>)-  CöÉx—j | A</w:t>
             </w:r>
             <w:r>
               <w:rPr>
@@ -9737,19 +9280,36 @@
                 <w:sz w:val="32"/>
                 <w:szCs w:val="40"/>
               </w:rPr>
-              <w:t>CöÉx—jx (³</w:t>
-            </w:r>
-            <w:proofErr w:type="gramStart"/>
-            <w:r>
-              <w:rPr>
-                <w:rFonts w:ascii="BRH Malayalam Extra" w:hAnsi="BRH Malayalam Extra" w:cs="BRH Malayalam Extra"/>
-                <w:color w:val="000000"/>
-                <w:sz w:val="32"/>
-                <w:szCs w:val="40"/>
-              </w:rPr>
-              <w:t>§)¥</w:t>
-            </w:r>
-            <w:proofErr w:type="gramEnd"/>
+              <w:t>CöÉx—jx (³§)¥tx</w:t>
+            </w:r>
+            <w:r>
+              <w:rPr>
+                <w:rFonts w:ascii="BRH Malayalam Extra" w:hAnsi="BRH Malayalam Extra" w:cs="BRH Malayalam Extra"/>
+                <w:color w:val="000000"/>
+                <w:sz w:val="26"/>
+                <w:szCs w:val="40"/>
+              </w:rPr>
+              <w:t>–</w:t>
+            </w:r>
+            <w:r>
+              <w:rPr>
+                <w:rFonts w:ascii="BRH Malayalam Extra" w:hAnsi="BRH Malayalam Extra" w:cs="BRH Malayalam Extra"/>
+                <w:color w:val="000000"/>
+                <w:sz w:val="32"/>
+                <w:szCs w:val="40"/>
+              </w:rPr>
+              <w:t>i</w:t>
+            </w:r>
+            <w:r>
+              <w:rPr>
+                <w:rFonts w:ascii="BRH Malayalam Extra" w:hAnsi="BRH Malayalam Extra" w:cs="BRH Malayalam Extra"/>
+                <w:color w:val="000000"/>
+                <w:sz w:val="32"/>
+                <w:szCs w:val="40"/>
+                <w:highlight w:val="yellow"/>
+              </w:rPr>
+              <w:t>¡¥P— „(³§)¥</w:t>
+            </w:r>
             <w:r>
               <w:rPr>
                 <w:rFonts w:ascii="BRH Malayalam Extra" w:hAnsi="BRH Malayalam Extra" w:cs="BRH Malayalam Extra"/>
@@ -9775,55 +9335,6 @@
                 <w:sz w:val="32"/>
                 <w:szCs w:val="40"/>
               </w:rPr>
-              <w:t>i</w:t>
-            </w:r>
-            <w:r>
-              <w:rPr>
-                <w:rFonts w:ascii="BRH Malayalam Extra" w:hAnsi="BRH Malayalam Extra" w:cs="BRH Malayalam Extra"/>
-                <w:color w:val="000000"/>
-                <w:sz w:val="32"/>
-                <w:szCs w:val="40"/>
-                <w:highlight w:val="yellow"/>
-              </w:rPr>
-              <w:t>¡¥P— „(³</w:t>
-            </w:r>
-            <w:proofErr w:type="gramStart"/>
-            <w:r>
-              <w:rPr>
-                <w:rFonts w:ascii="BRH Malayalam Extra" w:hAnsi="BRH Malayalam Extra" w:cs="BRH Malayalam Extra"/>
-                <w:color w:val="000000"/>
-                <w:sz w:val="32"/>
-                <w:szCs w:val="40"/>
-                <w:highlight w:val="yellow"/>
-              </w:rPr>
-              <w:t>§)¥</w:t>
-            </w:r>
-            <w:proofErr w:type="gramEnd"/>
-            <w:r>
-              <w:rPr>
-                <w:rFonts w:ascii="BRH Malayalam Extra" w:hAnsi="BRH Malayalam Extra" w:cs="BRH Malayalam Extra"/>
-                <w:color w:val="000000"/>
-                <w:sz w:val="32"/>
-                <w:szCs w:val="40"/>
-              </w:rPr>
-              <w:t>tx</w:t>
-            </w:r>
-            <w:r>
-              <w:rPr>
-                <w:rFonts w:ascii="BRH Malayalam Extra" w:hAnsi="BRH Malayalam Extra" w:cs="BRH Malayalam Extra"/>
-                <w:color w:val="000000"/>
-                <w:sz w:val="26"/>
-                <w:szCs w:val="40"/>
-              </w:rPr>
-              <w:t>–</w:t>
-            </w:r>
-            <w:r>
-              <w:rPr>
-                <w:rFonts w:ascii="BRH Malayalam Extra" w:hAnsi="BRH Malayalam Extra" w:cs="BRH Malayalam Extra"/>
-                <w:color w:val="000000"/>
-                <w:sz w:val="32"/>
-                <w:szCs w:val="40"/>
-              </w:rPr>
               <w:t>i¡P</w:t>
             </w:r>
             <w:r>
@@ -9869,27 +9380,7 @@
                 <w:sz w:val="32"/>
                 <w:szCs w:val="40"/>
               </w:rPr>
-              <w:t>—jx (³</w:t>
-            </w:r>
-            <w:proofErr w:type="gramStart"/>
-            <w:r>
-              <w:rPr>
-                <w:rFonts w:ascii="BRH Malayalam Extra" w:hAnsi="BRH Malayalam Extra" w:cs="BRH Malayalam Extra"/>
-                <w:color w:val="000000"/>
-                <w:sz w:val="32"/>
-                <w:szCs w:val="40"/>
-              </w:rPr>
-              <w:t>§)¥</w:t>
-            </w:r>
-            <w:proofErr w:type="gramEnd"/>
-            <w:r>
-              <w:rPr>
-                <w:rFonts w:ascii="BRH Malayalam Extra" w:hAnsi="BRH Malayalam Extra" w:cs="BRH Malayalam Extra"/>
-                <w:color w:val="000000"/>
-                <w:sz w:val="32"/>
-                <w:szCs w:val="40"/>
-              </w:rPr>
-              <w:t>tx</w:t>
+              <w:t>—jx (³§)¥tx</w:t>
             </w:r>
             <w:r>
               <w:rPr>
@@ -10033,19 +9524,8 @@
                 <w:sz w:val="32"/>
                 <w:szCs w:val="40"/>
               </w:rPr>
-              <w:t>)</w:t>
-            </w:r>
-            <w:proofErr w:type="gramStart"/>
-            <w:r>
-              <w:rPr>
-                <w:rFonts w:ascii="BRH Malayalam Extra" w:hAnsi="BRH Malayalam Extra" w:cs="BRH Malayalam Extra"/>
-                <w:color w:val="000000"/>
-                <w:sz w:val="32"/>
-                <w:szCs w:val="40"/>
-              </w:rPr>
-              <w:t>-  A</w:t>
-            </w:r>
-            <w:proofErr w:type="gramEnd"/>
+              <w:t>)-  A</w:t>
+            </w:r>
             <w:r>
               <w:rPr>
                 <w:rFonts w:ascii="BRH Malayalam Extra" w:hAnsi="BRH Malayalam Extra" w:cs="BRH Malayalam Extra"/>
@@ -10247,9 +9727,36 @@
                 <w:sz w:val="32"/>
                 <w:szCs w:val="40"/>
               </w:rPr>
-              <w:t>Wxq— i(³</w:t>
-            </w:r>
-            <w:proofErr w:type="gramStart"/>
+              <w:t>Wxq— i(³§)¥tx</w:t>
+            </w:r>
+            <w:r>
+              <w:rPr>
+                <w:rFonts w:ascii="BRH Malayalam Extra" w:hAnsi="BRH Malayalam Extra" w:cs="BRH Malayalam Extra"/>
+                <w:color w:val="000000"/>
+                <w:sz w:val="26"/>
+                <w:szCs w:val="40"/>
+              </w:rPr>
+              <w:t>–</w:t>
+            </w:r>
+            <w:r>
+              <w:rPr>
+                <w:rFonts w:ascii="BRH Malayalam Extra" w:hAnsi="BRH Malayalam Extra" w:cs="BRH Malayalam Extra"/>
+                <w:color w:val="000000"/>
+                <w:sz w:val="32"/>
+                <w:szCs w:val="40"/>
+              </w:rPr>
+              <w:t>i</w:t>
+            </w:r>
+            <w:r>
+              <w:rPr>
+                <w:rFonts w:ascii="BRH Malayalam Extra" w:hAnsi="BRH Malayalam Extra" w:cs="BRH Malayalam Extra"/>
+                <w:color w:val="000000"/>
+                <w:sz w:val="32"/>
+                <w:szCs w:val="40"/>
+                <w:highlight w:val="yellow"/>
+              </w:rPr>
+              <w:t>¡¥P— „(³</w:t>
+            </w:r>
             <w:r>
               <w:rPr>
                 <w:rFonts w:ascii="BRH Malayalam Extra" w:hAnsi="BRH Malayalam Extra" w:cs="BRH Malayalam Extra"/>
@@ -10259,55 +9766,6 @@
               </w:rPr>
               <w:t>§)¥</w:t>
             </w:r>
-            <w:proofErr w:type="gramEnd"/>
-            <w:r>
-              <w:rPr>
-                <w:rFonts w:ascii="BRH Malayalam Extra" w:hAnsi="BRH Malayalam Extra" w:cs="BRH Malayalam Extra"/>
-                <w:color w:val="000000"/>
-                <w:sz w:val="32"/>
-                <w:szCs w:val="40"/>
-              </w:rPr>
-              <w:t>tx</w:t>
-            </w:r>
-            <w:r>
-              <w:rPr>
-                <w:rFonts w:ascii="BRH Malayalam Extra" w:hAnsi="BRH Malayalam Extra" w:cs="BRH Malayalam Extra"/>
-                <w:color w:val="000000"/>
-                <w:sz w:val="26"/>
-                <w:szCs w:val="40"/>
-              </w:rPr>
-              <w:t>–</w:t>
-            </w:r>
-            <w:r>
-              <w:rPr>
-                <w:rFonts w:ascii="BRH Malayalam Extra" w:hAnsi="BRH Malayalam Extra" w:cs="BRH Malayalam Extra"/>
-                <w:color w:val="000000"/>
-                <w:sz w:val="32"/>
-                <w:szCs w:val="40"/>
-              </w:rPr>
-              <w:t>i</w:t>
-            </w:r>
-            <w:r>
-              <w:rPr>
-                <w:rFonts w:ascii="BRH Malayalam Extra" w:hAnsi="BRH Malayalam Extra" w:cs="BRH Malayalam Extra"/>
-                <w:color w:val="000000"/>
-                <w:sz w:val="32"/>
-                <w:szCs w:val="40"/>
-                <w:highlight w:val="yellow"/>
-              </w:rPr>
-              <w:t>¡¥P— „(³</w:t>
-            </w:r>
-            <w:proofErr w:type="gramStart"/>
-            <w:r>
-              <w:rPr>
-                <w:rFonts w:ascii="BRH Malayalam Extra" w:hAnsi="BRH Malayalam Extra" w:cs="BRH Malayalam Extra"/>
-                <w:color w:val="000000"/>
-                <w:sz w:val="32"/>
-                <w:szCs w:val="40"/>
-              </w:rPr>
-              <w:t>§)¥</w:t>
-            </w:r>
-            <w:proofErr w:type="gramEnd"/>
             <w:r>
               <w:rPr>
                 <w:rFonts w:ascii="BRH Malayalam Extra" w:hAnsi="BRH Malayalam Extra" w:cs="BRH Malayalam Extra"/>
@@ -10482,27 +9940,7 @@
                 <w:sz w:val="32"/>
                 <w:szCs w:val="40"/>
               </w:rPr>
-              <w:t>)</w:t>
-            </w:r>
-            <w:proofErr w:type="gramStart"/>
-            <w:r>
-              <w:rPr>
-                <w:rFonts w:ascii="BRH Malayalam Extra" w:hAnsi="BRH Malayalam Extra" w:cs="BRH Malayalam Extra"/>
-                <w:color w:val="000000"/>
-                <w:sz w:val="32"/>
-                <w:szCs w:val="40"/>
-              </w:rPr>
-              <w:t>-  CöÉx</w:t>
-            </w:r>
-            <w:proofErr w:type="gramEnd"/>
-            <w:r>
-              <w:rPr>
-                <w:rFonts w:ascii="BRH Malayalam Extra" w:hAnsi="BRH Malayalam Extra" w:cs="BRH Malayalam Extra"/>
-                <w:color w:val="000000"/>
-                <w:sz w:val="32"/>
-                <w:szCs w:val="40"/>
-              </w:rPr>
-              <w:t>—j | A</w:t>
+              <w:t>)-  CöÉx—j | A</w:t>
             </w:r>
             <w:r>
               <w:rPr>
@@ -10580,19 +10018,36 @@
                 <w:sz w:val="32"/>
                 <w:szCs w:val="40"/>
               </w:rPr>
-              <w:t>CöÉx—jx (³</w:t>
-            </w:r>
-            <w:proofErr w:type="gramStart"/>
-            <w:r>
-              <w:rPr>
-                <w:rFonts w:ascii="BRH Malayalam Extra" w:hAnsi="BRH Malayalam Extra" w:cs="BRH Malayalam Extra"/>
-                <w:color w:val="000000"/>
-                <w:sz w:val="32"/>
-                <w:szCs w:val="40"/>
-              </w:rPr>
-              <w:t>§)¥</w:t>
-            </w:r>
-            <w:proofErr w:type="gramEnd"/>
+              <w:t>CöÉx—jx (³§)¥tx</w:t>
+            </w:r>
+            <w:r>
+              <w:rPr>
+                <w:rFonts w:ascii="BRH Malayalam Extra" w:hAnsi="BRH Malayalam Extra" w:cs="BRH Malayalam Extra"/>
+                <w:color w:val="000000"/>
+                <w:sz w:val="26"/>
+                <w:szCs w:val="40"/>
+              </w:rPr>
+              <w:t>–</w:t>
+            </w:r>
+            <w:r>
+              <w:rPr>
+                <w:rFonts w:ascii="BRH Malayalam Extra" w:hAnsi="BRH Malayalam Extra" w:cs="BRH Malayalam Extra"/>
+                <w:color w:val="000000"/>
+                <w:sz w:val="32"/>
+                <w:szCs w:val="40"/>
+              </w:rPr>
+              <w:t>i</w:t>
+            </w:r>
+            <w:r>
+              <w:rPr>
+                <w:rFonts w:ascii="BRH Malayalam Extra" w:hAnsi="BRH Malayalam Extra" w:cs="BRH Malayalam Extra"/>
+                <w:color w:val="000000"/>
+                <w:sz w:val="32"/>
+                <w:szCs w:val="40"/>
+                <w:highlight w:val="green"/>
+              </w:rPr>
+              <w:t>¡¥P „(³§)—¥</w:t>
+            </w:r>
             <w:r>
               <w:rPr>
                 <w:rFonts w:ascii="BRH Malayalam Extra" w:hAnsi="BRH Malayalam Extra" w:cs="BRH Malayalam Extra"/>
@@ -10618,43 +10073,6 @@
                 <w:sz w:val="32"/>
                 <w:szCs w:val="40"/>
               </w:rPr>
-              <w:t>i</w:t>
-            </w:r>
-            <w:r>
-              <w:rPr>
-                <w:rFonts w:ascii="BRH Malayalam Extra" w:hAnsi="BRH Malayalam Extra" w:cs="BRH Malayalam Extra"/>
-                <w:color w:val="000000"/>
-                <w:sz w:val="32"/>
-                <w:szCs w:val="40"/>
-                <w:highlight w:val="green"/>
-              </w:rPr>
-              <w:t>¡¥P „(³§)—¥</w:t>
-            </w:r>
-            <w:r>
-              <w:rPr>
-                <w:rFonts w:ascii="BRH Malayalam Extra" w:hAnsi="BRH Malayalam Extra" w:cs="BRH Malayalam Extra"/>
-                <w:color w:val="000000"/>
-                <w:sz w:val="32"/>
-                <w:szCs w:val="40"/>
-              </w:rPr>
-              <w:t>tx</w:t>
-            </w:r>
-            <w:r>
-              <w:rPr>
-                <w:rFonts w:ascii="BRH Malayalam Extra" w:hAnsi="BRH Malayalam Extra" w:cs="BRH Malayalam Extra"/>
-                <w:color w:val="000000"/>
-                <w:sz w:val="26"/>
-                <w:szCs w:val="40"/>
-              </w:rPr>
-              <w:t>–</w:t>
-            </w:r>
-            <w:r>
-              <w:rPr>
-                <w:rFonts w:ascii="BRH Malayalam Extra" w:hAnsi="BRH Malayalam Extra" w:cs="BRH Malayalam Extra"/>
-                <w:color w:val="000000"/>
-                <w:sz w:val="32"/>
-                <w:szCs w:val="40"/>
-              </w:rPr>
               <w:t>i¡P</w:t>
             </w:r>
             <w:r>
@@ -10700,27 +10118,7 @@
                 <w:sz w:val="32"/>
                 <w:szCs w:val="40"/>
               </w:rPr>
-              <w:t>—jx (³</w:t>
-            </w:r>
-            <w:proofErr w:type="gramStart"/>
-            <w:r>
-              <w:rPr>
-                <w:rFonts w:ascii="BRH Malayalam Extra" w:hAnsi="BRH Malayalam Extra" w:cs="BRH Malayalam Extra"/>
-                <w:color w:val="000000"/>
-                <w:sz w:val="32"/>
-                <w:szCs w:val="40"/>
-              </w:rPr>
-              <w:t>§)¥</w:t>
-            </w:r>
-            <w:proofErr w:type="gramEnd"/>
-            <w:r>
-              <w:rPr>
-                <w:rFonts w:ascii="BRH Malayalam Extra" w:hAnsi="BRH Malayalam Extra" w:cs="BRH Malayalam Extra"/>
-                <w:color w:val="000000"/>
-                <w:sz w:val="32"/>
-                <w:szCs w:val="40"/>
-              </w:rPr>
-              <w:t>tx</w:t>
+              <w:t>—jx (³§)¥tx</w:t>
             </w:r>
             <w:r>
               <w:rPr>
@@ -10864,19 +10262,8 @@
                 <w:sz w:val="32"/>
                 <w:szCs w:val="40"/>
               </w:rPr>
-              <w:t>)</w:t>
-            </w:r>
-            <w:proofErr w:type="gramStart"/>
-            <w:r>
-              <w:rPr>
-                <w:rFonts w:ascii="BRH Malayalam Extra" w:hAnsi="BRH Malayalam Extra" w:cs="BRH Malayalam Extra"/>
-                <w:color w:val="000000"/>
-                <w:sz w:val="32"/>
-                <w:szCs w:val="40"/>
-              </w:rPr>
-              <w:t>-  A</w:t>
-            </w:r>
-            <w:proofErr w:type="gramEnd"/>
+              <w:t>)-  A</w:t>
+            </w:r>
             <w:r>
               <w:rPr>
                 <w:rFonts w:ascii="BRH Malayalam Extra" w:hAnsi="BRH Malayalam Extra" w:cs="BRH Malayalam Extra"/>
@@ -11078,27 +10465,7 @@
                 <w:sz w:val="32"/>
                 <w:szCs w:val="40"/>
               </w:rPr>
-              <w:t>Wxq— i(³</w:t>
-            </w:r>
-            <w:proofErr w:type="gramStart"/>
-            <w:r>
-              <w:rPr>
-                <w:rFonts w:ascii="BRH Malayalam Extra" w:hAnsi="BRH Malayalam Extra" w:cs="BRH Malayalam Extra"/>
-                <w:color w:val="000000"/>
-                <w:sz w:val="32"/>
-                <w:szCs w:val="40"/>
-              </w:rPr>
-              <w:t>§)¥</w:t>
-            </w:r>
-            <w:proofErr w:type="gramEnd"/>
-            <w:r>
-              <w:rPr>
-                <w:rFonts w:ascii="BRH Malayalam Extra" w:hAnsi="BRH Malayalam Extra" w:cs="BRH Malayalam Extra"/>
-                <w:color w:val="000000"/>
-                <w:sz w:val="32"/>
-                <w:szCs w:val="40"/>
-              </w:rPr>
-              <w:t>tx</w:t>
+              <w:t>Wxq— i(³§)¥tx</w:t>
             </w:r>
             <w:r>
               <w:rPr>
@@ -11307,19 +10674,8 @@
                 <w:sz w:val="32"/>
                 <w:szCs w:val="40"/>
               </w:rPr>
-              <w:t>)</w:t>
-            </w:r>
-            <w:proofErr w:type="gramStart"/>
-            <w:r>
-              <w:rPr>
-                <w:rFonts w:ascii="BRH Malayalam Extra" w:hAnsi="BRH Malayalam Extra" w:cs="BRH Malayalam Extra"/>
-                <w:color w:val="000000"/>
-                <w:sz w:val="32"/>
-                <w:szCs w:val="40"/>
-              </w:rPr>
-              <w:t>-  G</w:t>
-            </w:r>
-            <w:proofErr w:type="gramEnd"/>
+              <w:t>)-  G</w:t>
+            </w:r>
             <w:r>
               <w:rPr>
                 <w:rFonts w:ascii="BRH Malayalam Extra" w:hAnsi="BRH Malayalam Extra" w:cs="BRH Malayalam Extra"/>
@@ -11500,27 +10856,7 @@
                 <w:sz w:val="32"/>
                 <w:szCs w:val="40"/>
               </w:rPr>
-              <w:t>i¡P— i(³</w:t>
-            </w:r>
-            <w:proofErr w:type="gramStart"/>
-            <w:r>
-              <w:rPr>
-                <w:rFonts w:ascii="BRH Malayalam Extra" w:hAnsi="BRH Malayalam Extra" w:cs="BRH Malayalam Extra"/>
-                <w:color w:val="000000"/>
-                <w:sz w:val="32"/>
-                <w:szCs w:val="40"/>
-              </w:rPr>
-              <w:t>§)¥</w:t>
-            </w:r>
-            <w:proofErr w:type="gramEnd"/>
-            <w:r>
-              <w:rPr>
-                <w:rFonts w:ascii="BRH Malayalam Extra" w:hAnsi="BRH Malayalam Extra" w:cs="BRH Malayalam Extra"/>
-                <w:color w:val="000000"/>
-                <w:sz w:val="32"/>
-                <w:szCs w:val="40"/>
-              </w:rPr>
-              <w:t>tx</w:t>
+              <w:t>i¡P— i(³§)¥tx</w:t>
             </w:r>
             <w:r>
               <w:rPr>
@@ -12734,9 +12070,8 @@
               <w:adjustRightInd w:val="0"/>
               <w:spacing w:before="0" w:line="240" w:lineRule="auto"/>
               <w:rPr>
-                <w:rFonts w:ascii="BRH Malayalam Extra" w:hAnsi="BRH Malayalam Extra" w:cs="BRH Malayalam Extra"/>
-                <w:color w:val="000000"/>
-                <w:sz w:val="32"/>
+                <w:rFonts w:cs="BRH Malayalam Extra"/>
+                <w:color w:val="000000"/>
                 <w:szCs w:val="40"/>
                 <w:lang w:val="it-IT"/>
               </w:rPr>
@@ -12751,21 +12086,6 @@
               </w:rPr>
               <w:t xml:space="preserve">dû£—R¥p | </w:t>
             </w:r>
-          </w:p>
-          <w:p>
-            <w:pPr>
-              <w:widowControl w:val="0"/>
-              <w:autoSpaceDE w:val="0"/>
-              <w:autoSpaceDN w:val="0"/>
-              <w:adjustRightInd w:val="0"/>
-              <w:spacing w:before="0" w:line="240" w:lineRule="auto"/>
-              <w:rPr>
-                <w:rFonts w:cs="BRH Malayalam Extra"/>
-                <w:color w:val="000000"/>
-                <w:szCs w:val="40"/>
-                <w:lang w:val="it-IT"/>
-              </w:rPr>
-            </w:pPr>
           </w:p>
         </w:tc>
       </w:tr>
@@ -12900,19 +12220,8 @@
                 <w:sz w:val="32"/>
                 <w:szCs w:val="40"/>
               </w:rPr>
-              <w:t>)</w:t>
-            </w:r>
-            <w:proofErr w:type="gramStart"/>
-            <w:r>
-              <w:rPr>
-                <w:rFonts w:ascii="BRH Malayalam Extra" w:hAnsi="BRH Malayalam Extra" w:cs="BRH Malayalam Extra"/>
-                <w:color w:val="000000"/>
-                <w:sz w:val="32"/>
-                <w:szCs w:val="40"/>
-              </w:rPr>
-              <w:t>-  A</w:t>
-            </w:r>
-            <w:proofErr w:type="gramEnd"/>
+              <w:t>)-  A</w:t>
+            </w:r>
             <w:r>
               <w:rPr>
                 <w:rFonts w:ascii="BRH Malayalam Extra" w:hAnsi="BRH Malayalam Extra" w:cs="BRH Malayalam Extra"/>
@@ -13045,19 +12354,8 @@
                 <w:sz w:val="32"/>
                 <w:szCs w:val="40"/>
               </w:rPr>
-              <w:t>hõx</w:t>
-            </w:r>
-            <w:proofErr w:type="gramStart"/>
-            <w:r>
-              <w:rPr>
-                <w:rFonts w:ascii="BRH Malayalam Extra" w:hAnsi="BRH Malayalam Extra" w:cs="BRH Malayalam Extra"/>
-                <w:color w:val="000000"/>
-                <w:sz w:val="32"/>
-                <w:szCs w:val="40"/>
-              </w:rPr>
-              <w:t>˜(</w:t>
-            </w:r>
-            <w:proofErr w:type="gramEnd"/>
+              <w:t>hõx˜(</w:t>
+            </w:r>
             <w:r>
               <w:rPr>
                 <w:rFonts w:cs="BRH Malayalam Extra"/>
@@ -13066,7 +12364,6 @@
               </w:rPr>
               <w:t>1</w:t>
             </w:r>
-            <w:proofErr w:type="gramStart"/>
             <w:r>
               <w:rPr>
                 <w:rFonts w:ascii="BRH Malayalam Extra" w:hAnsi="BRH Malayalam Extra" w:cs="BRH Malayalam Extra"/>
@@ -13085,7 +12382,6 @@
               </w:rPr>
               <w:t>)hõ</w:t>
             </w:r>
-            <w:proofErr w:type="gramEnd"/>
             <w:r>
               <w:rPr>
                 <w:rFonts w:ascii="BRH Malayalam Extra" w:hAnsi="BRH Malayalam Extra" w:cs="BRH Malayalam Extra"/>
@@ -13270,19 +12566,8 @@
                 <w:sz w:val="32"/>
                 <w:szCs w:val="40"/>
               </w:rPr>
-              <w:t>)</w:t>
-            </w:r>
-            <w:proofErr w:type="gramStart"/>
-            <w:r>
-              <w:rPr>
-                <w:rFonts w:ascii="BRH Malayalam Extra" w:hAnsi="BRH Malayalam Extra" w:cs="BRH Malayalam Extra"/>
-                <w:color w:val="000000"/>
-                <w:sz w:val="32"/>
-                <w:szCs w:val="40"/>
-              </w:rPr>
-              <w:t>-  A</w:t>
-            </w:r>
-            <w:proofErr w:type="gramEnd"/>
+              <w:t>)-  A</w:t>
+            </w:r>
             <w:r>
               <w:rPr>
                 <w:rFonts w:ascii="BRH Malayalam Extra" w:hAnsi="BRH Malayalam Extra" w:cs="BRH Malayalam Extra"/>
@@ -13415,19 +12700,8 @@
                 <w:sz w:val="32"/>
                 <w:szCs w:val="40"/>
               </w:rPr>
-              <w:t>hõx</w:t>
-            </w:r>
-            <w:proofErr w:type="gramStart"/>
-            <w:r>
-              <w:rPr>
-                <w:rFonts w:ascii="BRH Malayalam Extra" w:hAnsi="BRH Malayalam Extra" w:cs="BRH Malayalam Extra"/>
-                <w:color w:val="000000"/>
-                <w:sz w:val="32"/>
-                <w:szCs w:val="40"/>
-              </w:rPr>
-              <w:t>˜(</w:t>
-            </w:r>
-            <w:proofErr w:type="gramEnd"/>
+              <w:t>hõx˜(</w:t>
+            </w:r>
             <w:r>
               <w:rPr>
                 <w:rFonts w:cs="BRH Malayalam Extra"/>
@@ -13436,34 +12710,23 @@
               </w:rPr>
               <w:t>1</w:t>
             </w:r>
-            <w:proofErr w:type="gramStart"/>
-            <w:r>
-              <w:rPr>
-                <w:rFonts w:ascii="BRH Malayalam Extra" w:hAnsi="BRH Malayalam Extra" w:cs="BRH Malayalam Extra"/>
-                <w:color w:val="000000"/>
-                <w:sz w:val="26"/>
-                <w:szCs w:val="40"/>
-              </w:rPr>
-              <w:t>–</w:t>
-            </w:r>
-            <w:r>
-              <w:rPr>
-                <w:rFonts w:ascii="BRH Malayalam Extra" w:hAnsi="BRH Malayalam Extra" w:cs="BRH Malayalam Extra"/>
-                <w:color w:val="000000"/>
-                <w:sz w:val="32"/>
-                <w:szCs w:val="40"/>
-              </w:rPr>
-              <w:t>)hõ</w:t>
-            </w:r>
-            <w:proofErr w:type="gramEnd"/>
-            <w:r>
-              <w:rPr>
-                <w:rFonts w:ascii="BRH Malayalam Extra" w:hAnsi="BRH Malayalam Extra" w:cs="BRH Malayalam Extra"/>
-                <w:color w:val="000000"/>
-                <w:sz w:val="32"/>
-                <w:szCs w:val="40"/>
-              </w:rPr>
-              <w:t>—</w:t>
+            <w:r>
+              <w:rPr>
+                <w:rFonts w:ascii="BRH Malayalam Extra" w:hAnsi="BRH Malayalam Extra" w:cs="BRH Malayalam Extra"/>
+                <w:color w:val="000000"/>
+                <w:sz w:val="26"/>
+                <w:szCs w:val="40"/>
+              </w:rPr>
+              <w:t>–</w:t>
+            </w:r>
+            <w:r>
+              <w:rPr>
+                <w:rFonts w:ascii="BRH Malayalam Extra" w:hAnsi="BRH Malayalam Extra" w:cs="BRH Malayalam Extra"/>
+                <w:color w:val="000000"/>
+                <w:sz w:val="32"/>
+                <w:szCs w:val="40"/>
+              </w:rPr>
+              <w:t>)hõ—</w:t>
             </w:r>
             <w:r>
               <w:rPr>
@@ -13663,27 +12926,7 @@
                 <w:sz w:val="32"/>
                 <w:szCs w:val="40"/>
               </w:rPr>
-              <w:t>)</w:t>
-            </w:r>
-            <w:proofErr w:type="gramStart"/>
-            <w:r>
-              <w:rPr>
-                <w:rFonts w:ascii="BRH Malayalam Extra" w:hAnsi="BRH Malayalam Extra" w:cs="BRH Malayalam Extra"/>
-                <w:color w:val="000000"/>
-                <w:sz w:val="32"/>
-                <w:szCs w:val="40"/>
-              </w:rPr>
-              <w:t>-  B</w:t>
-            </w:r>
-            <w:proofErr w:type="gramEnd"/>
-            <w:r>
-              <w:rPr>
-                <w:rFonts w:ascii="BRH Malayalam Extra" w:hAnsi="BRH Malayalam Extra" w:cs="BRH Malayalam Extra"/>
-                <w:color w:val="000000"/>
-                <w:sz w:val="32"/>
-                <w:szCs w:val="40"/>
-              </w:rPr>
-              <w:t xml:space="preserve"> | E</w:t>
+              <w:t>)-  B | E</w:t>
             </w:r>
             <w:r>
               <w:rPr>
@@ -13932,27 +13175,7 @@
                 <w:sz w:val="32"/>
                 <w:szCs w:val="40"/>
               </w:rPr>
-              <w:t>)</w:t>
-            </w:r>
-            <w:proofErr w:type="gramStart"/>
-            <w:r>
-              <w:rPr>
-                <w:rFonts w:ascii="BRH Malayalam Extra" w:hAnsi="BRH Malayalam Extra" w:cs="BRH Malayalam Extra"/>
-                <w:color w:val="000000"/>
-                <w:sz w:val="32"/>
-                <w:szCs w:val="40"/>
-              </w:rPr>
-              <w:t>-  B</w:t>
-            </w:r>
-            <w:proofErr w:type="gramEnd"/>
-            <w:r>
-              <w:rPr>
-                <w:rFonts w:ascii="BRH Malayalam Extra" w:hAnsi="BRH Malayalam Extra" w:cs="BRH Malayalam Extra"/>
-                <w:color w:val="000000"/>
-                <w:sz w:val="32"/>
-                <w:szCs w:val="40"/>
-              </w:rPr>
-              <w:t xml:space="preserve"> | E</w:t>
+              <w:t>)-  B | E</w:t>
             </w:r>
             <w:r>
               <w:rPr>
@@ -14230,25 +13453,7 @@
                 <w:sz w:val="32"/>
                 <w:szCs w:val="40"/>
               </w:rPr>
-              <w:t>)</w:t>
-            </w:r>
-            <w:proofErr w:type="gramStart"/>
-            <w:r>
-              <w:rPr>
-                <w:rFonts w:ascii="BRH Malayalam Extra" w:hAnsi="BRH Malayalam Extra" w:cs="BRH Malayalam Extra"/>
-                <w:sz w:val="32"/>
-                <w:szCs w:val="40"/>
-              </w:rPr>
-              <w:t>-  ¥</w:t>
-            </w:r>
-            <w:proofErr w:type="gramEnd"/>
-            <w:r>
-              <w:rPr>
-                <w:rFonts w:ascii="BRH Malayalam Extra" w:hAnsi="BRH Malayalam Extra" w:cs="BRH Malayalam Extra"/>
-                <w:sz w:val="32"/>
-                <w:szCs w:val="40"/>
-              </w:rPr>
-              <w:t>sxi—J | k¡</w:t>
+              <w:t>)-  ¥sxi—J | k¡</w:t>
             </w:r>
             <w:r>
               <w:rPr>
@@ -14503,25 +13708,7 @@
                 <w:sz w:val="32"/>
                 <w:szCs w:val="40"/>
               </w:rPr>
-              <w:t>)</w:t>
-            </w:r>
-            <w:proofErr w:type="gramStart"/>
-            <w:r>
-              <w:rPr>
-                <w:rFonts w:ascii="BRH Malayalam Extra" w:hAnsi="BRH Malayalam Extra" w:cs="BRH Malayalam Extra"/>
-                <w:sz w:val="32"/>
-                <w:szCs w:val="40"/>
-              </w:rPr>
-              <w:t>-  k</w:t>
-            </w:r>
-            <w:proofErr w:type="gramEnd"/>
-            <w:r>
-              <w:rPr>
-                <w:rFonts w:ascii="BRH Malayalam Extra" w:hAnsi="BRH Malayalam Extra" w:cs="BRH Malayalam Extra"/>
-                <w:sz w:val="32"/>
-                <w:szCs w:val="40"/>
-              </w:rPr>
-              <w:t>¡</w:t>
+              <w:t>)-  k¡</w:t>
             </w:r>
             <w:r>
               <w:rPr>
@@ -14772,25 +13959,7 @@
                 <w:sz w:val="32"/>
                 <w:szCs w:val="40"/>
               </w:rPr>
-              <w:t>)</w:t>
-            </w:r>
-            <w:proofErr w:type="gramStart"/>
-            <w:r>
-              <w:rPr>
-                <w:rFonts w:ascii="BRH Malayalam Extra" w:hAnsi="BRH Malayalam Extra" w:cs="BRH Malayalam Extra"/>
-                <w:sz w:val="32"/>
-                <w:szCs w:val="40"/>
-              </w:rPr>
-              <w:t>-  ¥</w:t>
-            </w:r>
-            <w:proofErr w:type="gramEnd"/>
-            <w:r>
-              <w:rPr>
-                <w:rFonts w:ascii="BRH Malayalam Extra" w:hAnsi="BRH Malayalam Extra" w:cs="BRH Malayalam Extra"/>
-                <w:sz w:val="32"/>
-                <w:szCs w:val="40"/>
-              </w:rPr>
-              <w:t>sxi—J | k¡</w:t>
+              <w:t>)-  ¥sxi—J | k¡</w:t>
             </w:r>
             <w:r>
               <w:rPr>
@@ -15037,25 +14206,7 @@
                 <w:sz w:val="32"/>
                 <w:szCs w:val="40"/>
               </w:rPr>
-              <w:t>)</w:t>
-            </w:r>
-            <w:proofErr w:type="gramStart"/>
-            <w:r>
-              <w:rPr>
-                <w:rFonts w:ascii="BRH Malayalam Extra" w:hAnsi="BRH Malayalam Extra" w:cs="BRH Malayalam Extra"/>
-                <w:sz w:val="32"/>
-                <w:szCs w:val="40"/>
-              </w:rPr>
-              <w:t>-  k</w:t>
-            </w:r>
-            <w:proofErr w:type="gramEnd"/>
-            <w:r>
-              <w:rPr>
-                <w:rFonts w:ascii="BRH Malayalam Extra" w:hAnsi="BRH Malayalam Extra" w:cs="BRH Malayalam Extra"/>
-                <w:sz w:val="32"/>
-                <w:szCs w:val="40"/>
-              </w:rPr>
-              <w:t>¡</w:t>
+              <w:t>)-  k¡</w:t>
             </w:r>
             <w:r>
               <w:rPr>
@@ -19561,19 +18712,8 @@
                 <w:sz w:val="32"/>
                 <w:szCs w:val="40"/>
               </w:rPr>
-              <w:t>)</w:t>
-            </w:r>
-            <w:proofErr w:type="gramStart"/>
-            <w:r>
-              <w:rPr>
-                <w:rFonts w:ascii="BRH Malayalam Extra" w:hAnsi="BRH Malayalam Extra" w:cs="BRH Malayalam Extra"/>
-                <w:color w:val="000000"/>
-                <w:sz w:val="32"/>
-                <w:szCs w:val="40"/>
-              </w:rPr>
-              <w:t>-  q</w:t>
-            </w:r>
-            <w:proofErr w:type="gramEnd"/>
+              <w:t>)-  q</w:t>
+            </w:r>
             <w:r>
               <w:rPr>
                 <w:rFonts w:ascii="BRH Malayalam Extra" w:hAnsi="BRH Malayalam Extra" w:cs="BRH Malayalam Extra"/>
@@ -20100,19 +19240,8 @@
                 <w:sz w:val="32"/>
                 <w:szCs w:val="40"/>
               </w:rPr>
-              <w:t>)</w:t>
-            </w:r>
-            <w:proofErr w:type="gramStart"/>
-            <w:r>
-              <w:rPr>
-                <w:rFonts w:ascii="BRH Malayalam Extra" w:hAnsi="BRH Malayalam Extra" w:cs="BRH Malayalam Extra"/>
-                <w:color w:val="000000"/>
-                <w:sz w:val="32"/>
-                <w:szCs w:val="40"/>
-              </w:rPr>
-              <w:t>-  q</w:t>
-            </w:r>
-            <w:proofErr w:type="gramEnd"/>
+              <w:t>)-  q</w:t>
+            </w:r>
             <w:r>
               <w:rPr>
                 <w:rFonts w:ascii="BRH Malayalam Extra" w:hAnsi="BRH Malayalam Extra" w:cs="BRH Malayalam Extra"/>
@@ -20632,76 +19761,6 @@
           <w:sz w:val="32"/>
           <w:szCs w:val="32"/>
           <w:u w:val="single"/>
-          <w:lang w:val="en-IN"/>
-        </w:rPr>
-      </w:pPr>
-    </w:p>
-    <w:p>
-      <w:pPr>
-        <w:spacing w:before="0" w:line="240" w:lineRule="auto"/>
-        <w:jc w:val="center"/>
-        <w:rPr>
-          <w:b/>
-          <w:bCs/>
-          <w:sz w:val="32"/>
-          <w:szCs w:val="32"/>
-          <w:u w:val="single"/>
-          <w:lang w:val="en-IN"/>
-        </w:rPr>
-      </w:pPr>
-    </w:p>
-    <w:p>
-      <w:pPr>
-        <w:spacing w:before="0" w:line="240" w:lineRule="auto"/>
-        <w:jc w:val="center"/>
-        <w:rPr>
-          <w:b/>
-          <w:bCs/>
-          <w:sz w:val="32"/>
-          <w:szCs w:val="32"/>
-          <w:u w:val="single"/>
-          <w:lang w:val="en-IN"/>
-        </w:rPr>
-      </w:pPr>
-    </w:p>
-    <w:p>
-      <w:pPr>
-        <w:spacing w:before="0" w:line="240" w:lineRule="auto"/>
-        <w:jc w:val="center"/>
-        <w:rPr>
-          <w:b/>
-          <w:bCs/>
-          <w:sz w:val="32"/>
-          <w:szCs w:val="32"/>
-          <w:u w:val="single"/>
-          <w:lang w:val="en-IN"/>
-        </w:rPr>
-      </w:pPr>
-    </w:p>
-    <w:p>
-      <w:pPr>
-        <w:spacing w:before="0" w:line="240" w:lineRule="auto"/>
-        <w:jc w:val="center"/>
-        <w:rPr>
-          <w:b/>
-          <w:bCs/>
-          <w:sz w:val="32"/>
-          <w:szCs w:val="32"/>
-          <w:u w:val="single"/>
-          <w:lang w:val="en-IN"/>
-        </w:rPr>
-      </w:pPr>
-    </w:p>
-    <w:p>
-      <w:pPr>
-        <w:spacing w:before="0" w:line="240" w:lineRule="auto"/>
-        <w:jc w:val="center"/>
-        <w:rPr>
-          <w:b/>
-          <w:bCs/>
-          <w:sz w:val="32"/>
-          <w:szCs w:val="32"/>
-          <w:u w:val="single"/>
         </w:rPr>
       </w:pPr>
       <w:r>
@@ -20712,6 +19771,7 @@
           <w:szCs w:val="32"/>
           <w:u w:val="single"/>
         </w:rPr>
+        <w:lastRenderedPageBreak/>
         <w:t xml:space="preserve">TS </w:t>
       </w:r>
       <w:r>
